--- a/gabarit_tp1.docx
+++ b/gabarit_tp1.docx
@@ -24,7 +24,7 @@
                     <pic:cNvPicPr/>
                   </pic:nvPicPr>
                   <pic:blipFill>
-                    <a:blip r:embed="rId5"/>
+                    <a:blip r:embed="rId6"/>
                     <a:stretch>
                       <a:fillRect/>
                     </a:stretch>
@@ -68,7 +68,28 @@
           <w:b/>
           <w:sz w:val="34"/>
         </w:rPr>
-        <w:t>TP1 : Titre du Travail Pratique</w:t>
+        <w:t>TP</w:t>
+      </w:r>
+      <w:r>
+        <w:rPr>
+          <w:b/>
+          <w:sz w:val="34"/>
+        </w:rPr>
+        <w:t>2</w:t>
+      </w:r>
+      <w:r>
+        <w:rPr>
+          <w:b/>
+          <w:sz w:val="34"/>
+        </w:rPr>
+        <w:t xml:space="preserve"> : </w:t>
+      </w:r>
+      <w:r>
+        <w:rPr>
+          <w:b/>
+          <w:sz w:val="34"/>
+        </w:rPr>
+        <w:t>Compression avec perte</w:t>
       </w:r>
     </w:p>
     <w:p>
@@ -101,7 +122,7 @@
         <w:jc w:val="center"/>
       </w:pPr>
       <w:r>
-        <w:t>Nom Prénom Étudiant 1 (Matricule : XXXXXXX)</w:t>
+        <w:t>Lina Silia Hadjal (Matricule : 2191487)</w:t>
       </w:r>
     </w:p>
     <w:p>
@@ -109,7 +130,13 @@
         <w:jc w:val="center"/>
       </w:pPr>
       <w:r>
-        <w:t>Nom Prénom Étudiant 2 (Matricule : XXXXXXX)</w:t>
+        <w:t xml:space="preserve">Alaric Chan Lock (Matricule : </w:t>
+      </w:r>
+      <w:r>
+        <w:t>1729394</w:t>
+      </w:r>
+      <w:r>
+        <w:t>)</w:t>
       </w:r>
     </w:p>
     <w:p>
@@ -130,7 +157,7 @@
         <w:jc w:val="center"/>
       </w:pPr>
       <w:r>
-        <w:t>Nom du Chargé de Laboratoire</w:t>
+        <w:t>Yassine Achour</w:t>
       </w:r>
     </w:p>
     <w:p>
@@ -155,7 +182,35 @@
           <w:i/>
           <w:sz w:val="20"/>
         </w:rPr>
-        <w:t>Date de remise : 28 septembre 2026 à 17h00 sur Moodle</w:t>
+        <w:t xml:space="preserve">Date de remise : </w:t>
+      </w:r>
+      <w:r>
+        <w:rPr>
+          <w:i/>
+          <w:sz w:val="20"/>
+        </w:rPr>
+        <w:t>2</w:t>
+      </w:r>
+      <w:r>
+        <w:rPr>
+          <w:i/>
+          <w:sz w:val="20"/>
+        </w:rPr>
+        <w:t xml:space="preserve"> </w:t>
+      </w:r>
+      <w:r>
+        <w:rPr>
+          <w:i/>
+          <w:sz w:val="20"/>
+        </w:rPr>
+        <w:t>novembre</w:t>
+      </w:r>
+      <w:r>
+        <w:rPr>
+          <w:i/>
+          <w:sz w:val="20"/>
+        </w:rPr>
+        <w:t xml:space="preserve"> 2026 à 17h00 sur Moodle</w:t>
       </w:r>
     </w:p>
     <w:p>
@@ -167,19 +222,810 @@
       <w:pPr>
         <w:pStyle w:val="Heading1"/>
       </w:pPr>
+      <w:bookmarkStart w:id="0" w:name="_Toc244187677"/>
       <w:r>
         <w:lastRenderedPageBreak/>
         <w:t>Table des Matières</w:t>
       </w:r>
-    </w:p>
-    <w:p>
-      <w:r>
-        <w:rPr>
-          <w:i/>
-        </w:rPr>
-        <w:t>[Table des matières générée automatiquement dans Word : Références &gt; Table des matières]</w:t>
-      </w:r>
-    </w:p>
+      <w:bookmarkEnd w:id="0"/>
+    </w:p>
+    <w:sdt>
+      <w:sdtPr>
+        <w:id w:val="-257209281"/>
+        <w:docPartObj>
+          <w:docPartGallery w:val="Table of Contents"/>
+          <w:docPartUnique/>
+        </w:docPartObj>
+      </w:sdtPr>
+      <w:sdtEndPr>
+        <w:rPr>
+          <w:rFonts w:ascii="Times New Roman" w:eastAsia="Times New Roman" w:hAnsi="Times New Roman" w:cs="Times New Roman"/>
+          <w:b/>
+          <w:bCs/>
+          <w:noProof/>
+          <w:color w:val="auto"/>
+          <w:sz w:val="24"/>
+          <w:szCs w:val="24"/>
+          <w:lang w:val="fr-CA" w:eastAsia="fr-FR"/>
+        </w:rPr>
+      </w:sdtEndPr>
+      <w:sdtContent>
+        <w:p>
+          <w:pPr>
+            <w:pStyle w:val="TOCHeading"/>
+          </w:pPr>
+        </w:p>
+        <w:p>
+          <w:pPr>
+            <w:pStyle w:val="TOC1"/>
+            <w:tabs>
+              <w:tab w:val="right" w:leader="dot" w:pos="9962"/>
+            </w:tabs>
+            <w:rPr>
+              <w:noProof/>
+            </w:rPr>
+          </w:pPr>
+          <w:r>
+            <w:fldChar w:fldCharType="begin"/>
+          </w:r>
+          <w:r>
+            <w:instrText xml:space="preserve"> TOC \o "1-3" \h \z \u </w:instrText>
+          </w:r>
+          <w:r>
+            <w:fldChar w:fldCharType="separate"/>
+          </w:r>
+          <w:hyperlink w:anchor="_Toc244187677" w:history="1">
+            <w:r>
+              <w:rPr>
+                <w:rStyle w:val="Hyperlink"/>
+                <w:noProof/>
+              </w:rPr>
+              <w:t>Table des Matières</w:t>
+            </w:r>
+            <w:r>
+              <w:rPr>
+                <w:noProof/>
+                <w:webHidden/>
+              </w:rPr>
+              <w:tab/>
+            </w:r>
+            <w:r>
+              <w:rPr>
+                <w:noProof/>
+                <w:webHidden/>
+              </w:rPr>
+              <w:fldChar w:fldCharType="begin"/>
+            </w:r>
+            <w:r>
+              <w:rPr>
+                <w:noProof/>
+                <w:webHidden/>
+              </w:rPr>
+              <w:instrText xml:space="preserve"> PAGEREF _Toc244187677 \h </w:instrText>
+            </w:r>
+            <w:r>
+              <w:rPr>
+                <w:noProof/>
+                <w:webHidden/>
+              </w:rPr>
+            </w:r>
+            <w:r>
+              <w:rPr>
+                <w:noProof/>
+                <w:webHidden/>
+              </w:rPr>
+              <w:fldChar w:fldCharType="separate"/>
+            </w:r>
+            <w:r>
+              <w:rPr>
+                <w:noProof/>
+                <w:webHidden/>
+              </w:rPr>
+              <w:t>2</w:t>
+            </w:r>
+            <w:r>
+              <w:rPr>
+                <w:noProof/>
+                <w:webHidden/>
+              </w:rPr>
+              <w:fldChar w:fldCharType="end"/>
+            </w:r>
+          </w:hyperlink>
+        </w:p>
+        <w:p>
+          <w:pPr>
+            <w:pStyle w:val="TOC1"/>
+            <w:tabs>
+              <w:tab w:val="right" w:leader="dot" w:pos="9962"/>
+            </w:tabs>
+            <w:rPr>
+              <w:noProof/>
+            </w:rPr>
+          </w:pPr>
+          <w:hyperlink w:anchor="_Toc244187678" w:history="1">
+            <w:r>
+              <w:rPr>
+                <w:rStyle w:val="Hyperlink"/>
+                <w:noProof/>
+              </w:rPr>
+              <w:t>1. Introduction</w:t>
+            </w:r>
+            <w:r>
+              <w:rPr>
+                <w:noProof/>
+                <w:webHidden/>
+              </w:rPr>
+              <w:tab/>
+            </w:r>
+            <w:r>
+              <w:rPr>
+                <w:noProof/>
+                <w:webHidden/>
+              </w:rPr>
+              <w:fldChar w:fldCharType="begin"/>
+            </w:r>
+            <w:r>
+              <w:rPr>
+                <w:noProof/>
+                <w:webHidden/>
+              </w:rPr>
+              <w:instrText xml:space="preserve"> PAGEREF _Toc244187678 \h </w:instrText>
+            </w:r>
+            <w:r>
+              <w:rPr>
+                <w:noProof/>
+                <w:webHidden/>
+              </w:rPr>
+            </w:r>
+            <w:r>
+              <w:rPr>
+                <w:noProof/>
+                <w:webHidden/>
+              </w:rPr>
+              <w:fldChar w:fldCharType="separate"/>
+            </w:r>
+            <w:r>
+              <w:rPr>
+                <w:noProof/>
+                <w:webHidden/>
+              </w:rPr>
+              <w:t>3</w:t>
+            </w:r>
+            <w:r>
+              <w:rPr>
+                <w:noProof/>
+                <w:webHidden/>
+              </w:rPr>
+              <w:fldChar w:fldCharType="end"/>
+            </w:r>
+          </w:hyperlink>
+        </w:p>
+        <w:p>
+          <w:pPr>
+            <w:pStyle w:val="TOC1"/>
+            <w:tabs>
+              <w:tab w:val="right" w:leader="dot" w:pos="9962"/>
+            </w:tabs>
+            <w:rPr>
+              <w:noProof/>
+            </w:rPr>
+          </w:pPr>
+          <w:hyperlink w:anchor="_Toc244187679" w:history="1">
+            <w:r>
+              <w:rPr>
+                <w:rStyle w:val="Hyperlink"/>
+                <w:noProof/>
+              </w:rPr>
+              <w:t>2. Réponses aux Questions</w:t>
+            </w:r>
+            <w:r>
+              <w:rPr>
+                <w:noProof/>
+                <w:webHidden/>
+              </w:rPr>
+              <w:tab/>
+            </w:r>
+            <w:r>
+              <w:rPr>
+                <w:noProof/>
+                <w:webHidden/>
+              </w:rPr>
+              <w:fldChar w:fldCharType="begin"/>
+            </w:r>
+            <w:r>
+              <w:rPr>
+                <w:noProof/>
+                <w:webHidden/>
+              </w:rPr>
+              <w:instrText xml:space="preserve"> PAGEREF _Toc244187679 \h </w:instrText>
+            </w:r>
+            <w:r>
+              <w:rPr>
+                <w:noProof/>
+                <w:webHidden/>
+              </w:rPr>
+            </w:r>
+            <w:r>
+              <w:rPr>
+                <w:noProof/>
+                <w:webHidden/>
+              </w:rPr>
+              <w:fldChar w:fldCharType="separate"/>
+            </w:r>
+            <w:r>
+              <w:rPr>
+                <w:noProof/>
+                <w:webHidden/>
+              </w:rPr>
+              <w:t>3</w:t>
+            </w:r>
+            <w:r>
+              <w:rPr>
+                <w:noProof/>
+                <w:webHidden/>
+              </w:rPr>
+              <w:fldChar w:fldCharType="end"/>
+            </w:r>
+          </w:hyperlink>
+        </w:p>
+        <w:p>
+          <w:pPr>
+            <w:pStyle w:val="TOC2"/>
+            <w:tabs>
+              <w:tab w:val="right" w:leader="dot" w:pos="9962"/>
+            </w:tabs>
+            <w:rPr>
+              <w:noProof/>
+            </w:rPr>
+          </w:pPr>
+          <w:hyperlink w:anchor="_Toc244187680" w:history="1">
+            <w:r>
+              <w:rPr>
+                <w:rStyle w:val="Hyperlink"/>
+                <w:noProof/>
+              </w:rPr>
+              <w:t>2.1 Question 1 : Analyse préalable des images et classement selon leur compressibilité</w:t>
+            </w:r>
+            <w:r>
+              <w:rPr>
+                <w:noProof/>
+                <w:webHidden/>
+              </w:rPr>
+              <w:tab/>
+            </w:r>
+            <w:r>
+              <w:rPr>
+                <w:noProof/>
+                <w:webHidden/>
+              </w:rPr>
+              <w:fldChar w:fldCharType="begin"/>
+            </w:r>
+            <w:r>
+              <w:rPr>
+                <w:noProof/>
+                <w:webHidden/>
+              </w:rPr>
+              <w:instrText xml:space="preserve"> PAGEREF _Toc244187680 \h </w:instrText>
+            </w:r>
+            <w:r>
+              <w:rPr>
+                <w:noProof/>
+                <w:webHidden/>
+              </w:rPr>
+            </w:r>
+            <w:r>
+              <w:rPr>
+                <w:noProof/>
+                <w:webHidden/>
+              </w:rPr>
+              <w:fldChar w:fldCharType="separate"/>
+            </w:r>
+            <w:r>
+              <w:rPr>
+                <w:noProof/>
+                <w:webHidden/>
+              </w:rPr>
+              <w:t>3</w:t>
+            </w:r>
+            <w:r>
+              <w:rPr>
+                <w:noProof/>
+                <w:webHidden/>
+              </w:rPr>
+              <w:fldChar w:fldCharType="end"/>
+            </w:r>
+          </w:hyperlink>
+        </w:p>
+        <w:p>
+          <w:pPr>
+            <w:pStyle w:val="TOC2"/>
+            <w:tabs>
+              <w:tab w:val="right" w:leader="dot" w:pos="9962"/>
+            </w:tabs>
+            <w:rPr>
+              <w:noProof/>
+            </w:rPr>
+          </w:pPr>
+          <w:hyperlink w:anchor="_Toc244187681" w:history="1">
+            <w:r>
+              <w:rPr>
+                <w:rStyle w:val="Hyperlink"/>
+                <w:noProof/>
+              </w:rPr>
+              <w:t>2.2 Question 2 : Protocole expérimental</w:t>
+            </w:r>
+            <w:r>
+              <w:rPr>
+                <w:noProof/>
+                <w:webHidden/>
+              </w:rPr>
+              <w:tab/>
+            </w:r>
+            <w:r>
+              <w:rPr>
+                <w:noProof/>
+                <w:webHidden/>
+              </w:rPr>
+              <w:fldChar w:fldCharType="begin"/>
+            </w:r>
+            <w:r>
+              <w:rPr>
+                <w:noProof/>
+                <w:webHidden/>
+              </w:rPr>
+              <w:instrText xml:space="preserve"> PAGEREF _Toc244187681 \h </w:instrText>
+            </w:r>
+            <w:r>
+              <w:rPr>
+                <w:noProof/>
+                <w:webHidden/>
+              </w:rPr>
+            </w:r>
+            <w:r>
+              <w:rPr>
+                <w:noProof/>
+                <w:webHidden/>
+              </w:rPr>
+              <w:fldChar w:fldCharType="separate"/>
+            </w:r>
+            <w:r>
+              <w:rPr>
+                <w:noProof/>
+                <w:webHidden/>
+              </w:rPr>
+              <w:t>4</w:t>
+            </w:r>
+            <w:r>
+              <w:rPr>
+                <w:noProof/>
+                <w:webHidden/>
+              </w:rPr>
+              <w:fldChar w:fldCharType="end"/>
+            </w:r>
+          </w:hyperlink>
+        </w:p>
+        <w:p>
+          <w:pPr>
+            <w:pStyle w:val="TOC3"/>
+            <w:tabs>
+              <w:tab w:val="right" w:leader="dot" w:pos="9962"/>
+            </w:tabs>
+            <w:rPr>
+              <w:noProof/>
+            </w:rPr>
+          </w:pPr>
+          <w:hyperlink w:anchor="_Toc244187682" w:history="1">
+            <w:r>
+              <w:rPr>
+                <w:rStyle w:val="Hyperlink"/>
+                <w:noProof/>
+                <w:lang w:val="fr-FR"/>
+              </w:rPr>
+              <w:t>2.2.1 Chaîne de compression et reconstruction</w:t>
+            </w:r>
+            <w:r>
+              <w:rPr>
+                <w:noProof/>
+                <w:webHidden/>
+              </w:rPr>
+              <w:tab/>
+            </w:r>
+            <w:r>
+              <w:rPr>
+                <w:noProof/>
+                <w:webHidden/>
+              </w:rPr>
+              <w:fldChar w:fldCharType="begin"/>
+            </w:r>
+            <w:r>
+              <w:rPr>
+                <w:noProof/>
+                <w:webHidden/>
+              </w:rPr>
+              <w:instrText xml:space="preserve"> PAGEREF _Toc244187682 \h </w:instrText>
+            </w:r>
+            <w:r>
+              <w:rPr>
+                <w:noProof/>
+                <w:webHidden/>
+              </w:rPr>
+            </w:r>
+            <w:r>
+              <w:rPr>
+                <w:noProof/>
+                <w:webHidden/>
+              </w:rPr>
+              <w:fldChar w:fldCharType="separate"/>
+            </w:r>
+            <w:r>
+              <w:rPr>
+                <w:noProof/>
+                <w:webHidden/>
+              </w:rPr>
+              <w:t>4</w:t>
+            </w:r>
+            <w:r>
+              <w:rPr>
+                <w:noProof/>
+                <w:webHidden/>
+              </w:rPr>
+              <w:fldChar w:fldCharType="end"/>
+            </w:r>
+          </w:hyperlink>
+        </w:p>
+        <w:p>
+          <w:pPr>
+            <w:pStyle w:val="TOC3"/>
+            <w:tabs>
+              <w:tab w:val="right" w:leader="dot" w:pos="9962"/>
+            </w:tabs>
+            <w:rPr>
+              <w:noProof/>
+            </w:rPr>
+          </w:pPr>
+          <w:hyperlink w:anchor="_Toc244187683" w:history="1">
+            <w:r>
+              <w:rPr>
+                <w:rStyle w:val="Hyperlink"/>
+                <w:noProof/>
+                <w:lang w:val="fr-FR"/>
+              </w:rPr>
+              <w:t>2.2.2 Matrices de quantification</w:t>
+            </w:r>
+            <w:r>
+              <w:rPr>
+                <w:noProof/>
+                <w:webHidden/>
+              </w:rPr>
+              <w:tab/>
+            </w:r>
+            <w:r>
+              <w:rPr>
+                <w:noProof/>
+                <w:webHidden/>
+              </w:rPr>
+              <w:fldChar w:fldCharType="begin"/>
+            </w:r>
+            <w:r>
+              <w:rPr>
+                <w:noProof/>
+                <w:webHidden/>
+              </w:rPr>
+              <w:instrText xml:space="preserve"> PAGEREF _Toc244187683 \h </w:instrText>
+            </w:r>
+            <w:r>
+              <w:rPr>
+                <w:noProof/>
+                <w:webHidden/>
+              </w:rPr>
+            </w:r>
+            <w:r>
+              <w:rPr>
+                <w:noProof/>
+                <w:webHidden/>
+              </w:rPr>
+              <w:fldChar w:fldCharType="separate"/>
+            </w:r>
+            <w:r>
+              <w:rPr>
+                <w:noProof/>
+                <w:webHidden/>
+              </w:rPr>
+              <w:t>4</w:t>
+            </w:r>
+            <w:r>
+              <w:rPr>
+                <w:noProof/>
+                <w:webHidden/>
+              </w:rPr>
+              <w:fldChar w:fldCharType="end"/>
+            </w:r>
+          </w:hyperlink>
+        </w:p>
+        <w:p>
+          <w:pPr>
+            <w:pStyle w:val="TOC2"/>
+            <w:tabs>
+              <w:tab w:val="right" w:leader="dot" w:pos="9962"/>
+            </w:tabs>
+            <w:rPr>
+              <w:noProof/>
+            </w:rPr>
+          </w:pPr>
+          <w:hyperlink w:anchor="_Toc244187684" w:history="1">
+            <w:r>
+              <w:rPr>
+                <w:rStyle w:val="Hyperlink"/>
+                <w:noProof/>
+              </w:rPr>
+              <w:t>2.3 Question 3 : Expérimentation</w:t>
+            </w:r>
+            <w:r>
+              <w:rPr>
+                <w:noProof/>
+                <w:webHidden/>
+              </w:rPr>
+              <w:tab/>
+            </w:r>
+            <w:r>
+              <w:rPr>
+                <w:noProof/>
+                <w:webHidden/>
+              </w:rPr>
+              <w:fldChar w:fldCharType="begin"/>
+            </w:r>
+            <w:r>
+              <w:rPr>
+                <w:noProof/>
+                <w:webHidden/>
+              </w:rPr>
+              <w:instrText xml:space="preserve"> PAGEREF _Toc244187684 \h </w:instrText>
+            </w:r>
+            <w:r>
+              <w:rPr>
+                <w:noProof/>
+                <w:webHidden/>
+              </w:rPr>
+            </w:r>
+            <w:r>
+              <w:rPr>
+                <w:noProof/>
+                <w:webHidden/>
+              </w:rPr>
+              <w:fldChar w:fldCharType="separate"/>
+            </w:r>
+            <w:r>
+              <w:rPr>
+                <w:noProof/>
+                <w:webHidden/>
+              </w:rPr>
+              <w:t>5</w:t>
+            </w:r>
+            <w:r>
+              <w:rPr>
+                <w:noProof/>
+                <w:webHidden/>
+              </w:rPr>
+              <w:fldChar w:fldCharType="end"/>
+            </w:r>
+          </w:hyperlink>
+        </w:p>
+        <w:p>
+          <w:pPr>
+            <w:pStyle w:val="TOC1"/>
+            <w:tabs>
+              <w:tab w:val="right" w:leader="dot" w:pos="9962"/>
+            </w:tabs>
+            <w:rPr>
+              <w:noProof/>
+            </w:rPr>
+          </w:pPr>
+          <w:hyperlink w:anchor="_Toc244187685" w:history="1">
+            <w:r>
+              <w:rPr>
+                <w:rStyle w:val="Hyperlink"/>
+                <w:noProof/>
+              </w:rPr>
+              <w:t>3. Conclusion</w:t>
+            </w:r>
+            <w:r>
+              <w:rPr>
+                <w:noProof/>
+                <w:webHidden/>
+              </w:rPr>
+              <w:tab/>
+            </w:r>
+            <w:r>
+              <w:rPr>
+                <w:noProof/>
+                <w:webHidden/>
+              </w:rPr>
+              <w:fldChar w:fldCharType="begin"/>
+            </w:r>
+            <w:r>
+              <w:rPr>
+                <w:noProof/>
+                <w:webHidden/>
+              </w:rPr>
+              <w:instrText xml:space="preserve"> PAGEREF _Toc244187685 \h </w:instrText>
+            </w:r>
+            <w:r>
+              <w:rPr>
+                <w:noProof/>
+                <w:webHidden/>
+              </w:rPr>
+            </w:r>
+            <w:r>
+              <w:rPr>
+                <w:noProof/>
+                <w:webHidden/>
+              </w:rPr>
+              <w:fldChar w:fldCharType="separate"/>
+            </w:r>
+            <w:r>
+              <w:rPr>
+                <w:noProof/>
+                <w:webHidden/>
+              </w:rPr>
+              <w:t>7</w:t>
+            </w:r>
+            <w:r>
+              <w:rPr>
+                <w:noProof/>
+                <w:webHidden/>
+              </w:rPr>
+              <w:fldChar w:fldCharType="end"/>
+            </w:r>
+          </w:hyperlink>
+        </w:p>
+        <w:p>
+          <w:pPr>
+            <w:pStyle w:val="TOC1"/>
+            <w:tabs>
+              <w:tab w:val="right" w:leader="dot" w:pos="9962"/>
+            </w:tabs>
+            <w:rPr>
+              <w:noProof/>
+            </w:rPr>
+          </w:pPr>
+          <w:hyperlink w:anchor="_Toc244187686" w:history="1">
+            <w:r>
+              <w:rPr>
+                <w:rStyle w:val="Hyperlink"/>
+                <w:noProof/>
+              </w:rPr>
+              <w:t>Références</w:t>
+            </w:r>
+            <w:r>
+              <w:rPr>
+                <w:noProof/>
+                <w:webHidden/>
+              </w:rPr>
+              <w:tab/>
+            </w:r>
+            <w:r>
+              <w:rPr>
+                <w:noProof/>
+                <w:webHidden/>
+              </w:rPr>
+              <w:fldChar w:fldCharType="begin"/>
+            </w:r>
+            <w:r>
+              <w:rPr>
+                <w:noProof/>
+                <w:webHidden/>
+              </w:rPr>
+              <w:instrText xml:space="preserve"> PAGEREF _Toc244187686 \h </w:instrText>
+            </w:r>
+            <w:r>
+              <w:rPr>
+                <w:noProof/>
+                <w:webHidden/>
+              </w:rPr>
+            </w:r>
+            <w:r>
+              <w:rPr>
+                <w:noProof/>
+                <w:webHidden/>
+              </w:rPr>
+              <w:fldChar w:fldCharType="separate"/>
+            </w:r>
+            <w:r>
+              <w:rPr>
+                <w:noProof/>
+                <w:webHidden/>
+              </w:rPr>
+              <w:t>7</w:t>
+            </w:r>
+            <w:r>
+              <w:rPr>
+                <w:noProof/>
+                <w:webHidden/>
+              </w:rPr>
+              <w:fldChar w:fldCharType="end"/>
+            </w:r>
+          </w:hyperlink>
+        </w:p>
+        <w:p>
+          <w:pPr>
+            <w:pStyle w:val="TOC1"/>
+            <w:tabs>
+              <w:tab w:val="right" w:leader="dot" w:pos="9962"/>
+            </w:tabs>
+            <w:rPr>
+              <w:noProof/>
+            </w:rPr>
+          </w:pPr>
+          <w:hyperlink w:anchor="_Toc244187687" w:history="1">
+            <w:r>
+              <w:rPr>
+                <w:rStyle w:val="Hyperlink"/>
+                <w:noProof/>
+              </w:rPr>
+              <w:t>Annexe A : Extraits de code source</w:t>
+            </w:r>
+            <w:r>
+              <w:rPr>
+                <w:noProof/>
+                <w:webHidden/>
+              </w:rPr>
+              <w:tab/>
+            </w:r>
+            <w:r>
+              <w:rPr>
+                <w:noProof/>
+                <w:webHidden/>
+              </w:rPr>
+              <w:fldChar w:fldCharType="begin"/>
+            </w:r>
+            <w:r>
+              <w:rPr>
+                <w:noProof/>
+                <w:webHidden/>
+              </w:rPr>
+              <w:instrText xml:space="preserve"> PAGEREF _Toc244187687 \h </w:instrText>
+            </w:r>
+            <w:r>
+              <w:rPr>
+                <w:noProof/>
+                <w:webHidden/>
+              </w:rPr>
+            </w:r>
+            <w:r>
+              <w:rPr>
+                <w:noProof/>
+                <w:webHidden/>
+              </w:rPr>
+              <w:fldChar w:fldCharType="separate"/>
+            </w:r>
+            <w:r>
+              <w:rPr>
+                <w:noProof/>
+                <w:webHidden/>
+              </w:rPr>
+              <w:t>7</w:t>
+            </w:r>
+            <w:r>
+              <w:rPr>
+                <w:noProof/>
+                <w:webHidden/>
+              </w:rPr>
+              <w:fldChar w:fldCharType="end"/>
+            </w:r>
+          </w:hyperlink>
+        </w:p>
+        <w:p>
+          <w:r>
+            <w:rPr>
+              <w:b/>
+              <w:bCs/>
+              <w:noProof/>
+            </w:rPr>
+            <w:fldChar w:fldCharType="end"/>
+          </w:r>
+        </w:p>
+      </w:sdtContent>
+    </w:sdt>
     <w:p>
       <w:r>
         <w:br w:type="page"/>
@@ -189,6 +1035,7 @@
       <w:pPr>
         <w:pStyle w:val="Heading1"/>
       </w:pPr>
+      <w:bookmarkStart w:id="1" w:name="_Toc244187678"/>
       <w:r>
         <w:lastRenderedPageBreak/>
         <w:t>1. Introductio</w:t>
@@ -196,6 +1043,7 @@
       <w:r>
         <w:t>n</w:t>
       </w:r>
+      <w:bookmarkEnd w:id="1"/>
     </w:p>
     <w:p>
       <w:pPr>
@@ -220,21 +1068,7 @@
         <w:rPr>
           <w:lang w:val="fr-FR"/>
         </w:rPr>
-        <w:t xml:space="preserve">Ce travail pratique, réalisé dans le cadre du cours INF8770 – Technologies multimédias, porte sur la mise en œuvre et l’analyse d’une chaîne de compression inspirée de JPEG. La chaîne comprend le sous-échantillonnage de la chrominance au format </w:t>
-      </w:r>
-      <w:proofErr w:type="gramStart"/>
-      <w:r>
-        <w:rPr>
-          <w:lang w:val="fr-FR"/>
-        </w:rPr>
-        <w:t>4:2:</w:t>
-      </w:r>
-      <w:proofErr w:type="gramEnd"/>
-      <w:r>
-        <w:rPr>
-          <w:lang w:val="fr-FR"/>
-        </w:rPr>
-        <w:t>0, une transformation par blocs dans le domaine fréquentiel et la quantification des coefficients. Les opérations inverses sont ensuite appliquées afin de reconstruire les images et d’évaluer les pertes introduites.</w:t>
+        <w:t>Ce travail pratique, réalisé dans le cadre du cours INF8770 – Technologies multimédias, porte sur la mise en œuvre et l’analyse d’une chaîne de compression inspirée de JPEG. La chaîne comprend le sous-échantillonnage de la chrominance au format 4:2:0, une transformation par blocs dans le domaine fréquentiel et la quantification des coefficients. Les opérations inverses sont ensuite appliquées afin de reconstruire les images et d’évaluer les pertes introduites.</w:t>
       </w:r>
     </w:p>
     <w:p>
@@ -254,25 +1088,38 @@
       <w:pPr>
         <w:pStyle w:val="Heading1"/>
       </w:pPr>
+      <w:bookmarkStart w:id="2" w:name="_Toc244187679"/>
       <w:r>
         <w:t>2. Réponses aux Questions</w:t>
       </w:r>
-    </w:p>
-    <w:p>
-      <w:r>
-        <w:t>Cette section montre comment répondre aux questions du TP de manière structurée et concise, avec des exemples de présentation pour un tableau et une figure.</w:t>
+      <w:bookmarkEnd w:id="2"/>
+    </w:p>
+    <w:p>
+      <w:r>
+        <w:t xml:space="preserve">Cette section présente l’analyse, l’implémentation et l’évaluation expérimentale réalisées dans le cadre de ce travail pratique. Nous examinons d’abord les caractéristiques visuelles des trois images afin d’estimer leur compressibilité, puis décrivons le protocole expérimental utilisé pour étudier leur compression. Enfin, nous </w:t>
+      </w:r>
+      <w:r>
+        <w:t>implément</w:t>
+      </w:r>
+      <w:r>
+        <w:t>ons</w:t>
+      </w:r>
+      <w:r>
+        <w:t xml:space="preserve"> de ce protocole et analysons les résultats obtenus.</w:t>
       </w:r>
     </w:p>
     <w:p>
       <w:pPr>
         <w:pStyle w:val="Heading2"/>
       </w:pPr>
+      <w:bookmarkStart w:id="3" w:name="_Toc244187680"/>
       <w:r>
         <w:t xml:space="preserve">2.1 Question 1 : </w:t>
       </w:r>
       <w:r>
         <w:t>Analyse préalable des images et classement selon leur compressibilité</w:t>
       </w:r>
+      <w:bookmarkEnd w:id="3"/>
     </w:p>
     <w:p>
       <w:pPr>
@@ -336,20 +1183,26 @@
         <w:rPr>
           <w:lang w:val="fr-FR"/>
         </w:rPr>
-        <w:t>Enfin, l’image B devrait être la moins compressible. Le feuillage, les rochers, l’eau et les montagnes créent de nombreuses textures et variations sur l’ensemble de l’image. Ces détails produisent davantage de coefficients de haute fréquence, qui sont plus difficiles à éliminer par quantification sans entraîner une dégradation visuelle.</w:t>
-      </w:r>
-    </w:p>
-    <w:p>
-      <w:pPr>
-        <w:rPr>
-          <w:lang w:val="fr-FR"/>
-        </w:rPr>
-      </w:pPr>
+        <w:t xml:space="preserve">Enfin, l’image B devrait être la moins compressible. Le feuillage, les rochers, l’eau et les montagnes créent de nombreuses textures et variations sur l’ensemble de l’image. Ces détails produisent davantage </w:t>
+      </w:r>
       <w:r>
         <w:rPr>
           <w:lang w:val="fr-FR"/>
         </w:rPr>
         <w:lastRenderedPageBreak/>
+        <w:t>de coefficients de haute fréquence, qui sont plus difficiles à éliminer par quantification sans entraîner une dégradation visuelle.</w:t>
+      </w:r>
+    </w:p>
+    <w:p>
+      <w:pPr>
+        <w:rPr>
+          <w:lang w:val="fr-FR"/>
+        </w:rPr>
+      </w:pPr>
+      <w:r>
+        <w:rPr>
+          <w:lang w:val="fr-FR"/>
+        </w:rPr>
         <w:t>Ainsi, les contenus lisses ou uniformes devraient produire davantage de coefficients annulés par la quantification. À l’inverse, les textures fines, les détails et les contours nombreux devraient en produire moins. Ce classement constitue une estimation préalable qui devra être comparée aux mesures obtenues durant l’expérience.</w:t>
       </w:r>
     </w:p>
@@ -361,6 +1214,7 @@
           <w:lang w:val="fr-FR"/>
         </w:rPr>
       </w:pPr>
+      <w:bookmarkStart w:id="4" w:name="_Toc244187681"/>
       <w:r>
         <w:t xml:space="preserve">2.2 Question 2 : </w:t>
       </w:r>
@@ -379,32 +1233,19 @@
       <w:r>
         <w:t>l</w:t>
       </w:r>
-    </w:p>
-    <w:p>
-      <w:pPr>
-        <w:rPr>
-          <w:lang w:val="fr-FR"/>
-        </w:rPr>
-      </w:pPr>
-      <w:r>
-        <w:rPr>
-          <w:lang w:val="fr-FR"/>
-        </w:rPr>
-        <w:t xml:space="preserve">Afin de comparer l’effet de la compression sur les trois images, la même chaîne de traitement sera appliquée à chacune d’elles. Les dimensions des images, le sous-échantillonnage chromatique </w:t>
-      </w:r>
-      <w:proofErr w:type="gramStart"/>
-      <w:r>
-        <w:rPr>
-          <w:lang w:val="fr-FR"/>
-        </w:rPr>
-        <w:t>4:2:</w:t>
-      </w:r>
-      <w:proofErr w:type="gramEnd"/>
-      <w:r>
-        <w:rPr>
-          <w:lang w:val="fr-FR"/>
-        </w:rPr>
-        <w:t>0 et les trois niveaux de quantification seront conservés identiques pour rendre les résultats comparables.</w:t>
+      <w:bookmarkEnd w:id="4"/>
+    </w:p>
+    <w:p>
+      <w:pPr>
+        <w:rPr>
+          <w:lang w:val="fr-FR"/>
+        </w:rPr>
+      </w:pPr>
+      <w:r>
+        <w:rPr>
+          <w:lang w:val="fr-FR"/>
+        </w:rPr>
+        <w:t>Afin de comparer l’effet de la compression sur les trois images, la même chaîne de traitement sera appliquée à chacune d’elles. Les dimensions des images, le sous-échantillonnage chromatique 4:2:0 et les trois niveaux de quantification seront conservés identiques pour rendre les résultats comparables.</w:t>
       </w:r>
     </w:p>
     <w:p>
@@ -414,6 +1255,7 @@
           <w:lang w:val="fr-FR"/>
         </w:rPr>
       </w:pPr>
+      <w:bookmarkStart w:id="5" w:name="_Toc244187682"/>
       <w:r>
         <w:rPr>
           <w:lang w:val="fr-FR"/>
@@ -432,6 +1274,7 @@
         </w:rPr>
         <w:t xml:space="preserve"> Chaîne de compression et reconstruction</w:t>
       </w:r>
+      <w:bookmarkEnd w:id="5"/>
     </w:p>
     <w:p>
       <w:pPr>
@@ -458,59 +1301,28 @@
       </w:pPr>
       <w:r>
         <w:rPr>
-          <w:b/>
-          <w:bCs/>
-          <w:lang w:val="fr-FR"/>
-        </w:rPr>
-        <w:t xml:space="preserve">Conversion des couleurs de RGB vers </w:t>
-      </w:r>
-      <w:proofErr w:type="spellStart"/>
-      <w:r>
-        <w:rPr>
-          <w:b/>
-          <w:bCs/>
-          <w:lang w:val="fr-FR"/>
-        </w:rPr>
-        <w:t>YCbCr</w:t>
-      </w:r>
-      <w:proofErr w:type="spellEnd"/>
-      <w:r>
-        <w:rPr>
-          <w:b/>
-          <w:bCs/>
-          <w:lang w:val="fr-FR"/>
-        </w:rPr>
-        <w:t>.</w:t>
-      </w:r>
-      <w:r>
-        <w:rPr>
-          <w:lang w:val="fr-FR"/>
-        </w:rPr>
-        <w:br/>
-        <w:t xml:space="preserve">Chaque image sera convertie du modèle RGB vers le modèle </w:t>
-      </w:r>
-      <w:proofErr w:type="spellStart"/>
-      <w:r>
-        <w:rPr>
-          <w:lang w:val="fr-FR"/>
-        </w:rPr>
-        <w:t>YCbCr</w:t>
-      </w:r>
-      <w:proofErr w:type="spellEnd"/>
-      <w:r>
-        <w:rPr>
-          <w:lang w:val="fr-FR"/>
-        </w:rPr>
-        <w:t xml:space="preserve">, qui sépare la luminance (Y) de la chrominance (Cb et Cr). Cette conversion est réversible en </w:t>
-      </w:r>
-      <w:proofErr w:type="gramStart"/>
-      <w:r>
-        <w:rPr>
-          <w:lang w:val="fr-FR"/>
-        </w:rPr>
-        <w:t>théorie;</w:t>
-      </w:r>
-      <w:proofErr w:type="gramEnd"/>
+          <w:lang w:val="fr-FR"/>
+        </w:rPr>
+        <w:t>Conversion des couleurs de RGB vers YCbCr.</w:t>
+      </w:r>
+      <w:r>
+        <w:rPr>
+          <w:lang w:val="fr-FR"/>
+        </w:rPr>
+        <w:t xml:space="preserve"> : </w:t>
+      </w:r>
+      <w:r>
+        <w:rPr>
+          <w:lang w:val="fr-FR"/>
+        </w:rPr>
+        <w:t xml:space="preserve">Chaque image sera convertie du modèle RGB vers le modèle YCbCr, qui sépare la luminance (Y) de la chrominance (Cb et Cr). Cette conversion est réversible en </w:t>
+      </w:r>
+      <w:r>
+        <w:rPr>
+          <w:lang w:val="fr-FR"/>
+        </w:rPr>
+        <w:t>théorie ;</w:t>
+      </w:r>
       <w:r>
         <w:rPr>
           <w:lang w:val="fr-FR"/>
@@ -530,35 +1342,20 @@
       </w:pPr>
       <w:r>
         <w:rPr>
-          <w:b/>
-          <w:bCs/>
-          <w:lang w:val="fr-FR"/>
-        </w:rPr>
-        <w:t xml:space="preserve">Sous-échantillonnage de la chrominance au format </w:t>
-      </w:r>
-      <w:proofErr w:type="gramStart"/>
-      <w:r>
-        <w:rPr>
-          <w:b/>
-          <w:bCs/>
-          <w:lang w:val="fr-FR"/>
-        </w:rPr>
-        <w:t>4:2:</w:t>
-      </w:r>
-      <w:proofErr w:type="gramEnd"/>
-      <w:r>
-        <w:rPr>
-          <w:b/>
-          <w:bCs/>
-          <w:lang w:val="fr-FR"/>
-        </w:rPr>
-        <w:t>0.</w:t>
-      </w:r>
-      <w:r>
-        <w:rPr>
-          <w:lang w:val="fr-FR"/>
-        </w:rPr>
-        <w:br/>
+          <w:lang w:val="fr-FR"/>
+        </w:rPr>
+        <w:t>Sous-échantillonnage de la chrominance au format 4:2:0</w:t>
+      </w:r>
+      <w:r>
+        <w:rPr>
+          <w:lang w:val="fr-FR"/>
+        </w:rPr>
+        <w:t xml:space="preserve"> : </w:t>
+      </w:r>
+      <w:r>
+        <w:rPr>
+          <w:lang w:val="fr-FR"/>
+        </w:rPr>
         <w:t>Les plans Cb et Cr seront réduits de moitié horizontalement et verticalement, tandis que le plan Y conservera sa résolution initiale. Cette étape élimine des échantillons de couleur et introduit donc une perte d’information. À la reconstruction, les plans Cb et Cr seront agrandis à leur résolution initiale par interpolation.</w:t>
       </w:r>
     </w:p>
@@ -574,17 +1371,20 @@
       </w:pPr>
       <w:r>
         <w:rPr>
-          <w:b/>
-          <w:bCs/>
-          <w:lang w:val="fr-FR"/>
-        </w:rPr>
-        <w:t>Découpage en blocs de 8 × 8 pixels et transformation DCT.</w:t>
-      </w:r>
-      <w:r>
-        <w:rPr>
-          <w:lang w:val="fr-FR"/>
-        </w:rPr>
-        <w:br/>
+          <w:lang w:val="fr-FR"/>
+        </w:rPr>
+        <w:t>Découpage en blocs de 8 × 8 pixels et transformation DCT</w:t>
+      </w:r>
+      <w:r>
+        <w:rPr>
+          <w:lang w:val="fr-FR"/>
+        </w:rPr>
+        <w:t xml:space="preserve"> : </w:t>
+      </w:r>
+      <w:r>
+        <w:rPr>
+          <w:lang w:val="fr-FR"/>
+        </w:rPr>
         <w:t>Chaque plan sera divisé en blocs de 8 × 8 pixels, puis transformé à l’aide de la transformée en cosinus discrète (DCT). La DCT est réversible en théorie : son inverse permet de retrouver les valeurs du bloc, à l’exception de petites erreurs d’arrondi numérique.</w:t>
       </w:r>
     </w:p>
@@ -600,17 +1400,20 @@
       </w:pPr>
       <w:r>
         <w:rPr>
-          <w:b/>
-          <w:bCs/>
-          <w:lang w:val="fr-FR"/>
-        </w:rPr>
-        <w:t>Quantification des coefficients.</w:t>
-      </w:r>
-      <w:r>
-        <w:rPr>
-          <w:lang w:val="fr-FR"/>
-        </w:rPr>
-        <w:br/>
+          <w:lang w:val="fr-FR"/>
+        </w:rPr>
+        <w:t>Quantification des coefficients</w:t>
+      </w:r>
+      <w:r>
+        <w:rPr>
+          <w:lang w:val="fr-FR"/>
+        </w:rPr>
+        <w:t xml:space="preserve"> : </w:t>
+      </w:r>
+      <w:r>
+        <w:rPr>
+          <w:lang w:val="fr-FR"/>
+        </w:rPr>
         <w:t>Chaque coefficient DCT sera divisé par la valeur correspondante de la matrice de quantification, puis arrondi à l’entier le plus proche. Cette étape est avec perte : plusieurs coefficients de faible amplitude, souvent associés aux détails fins, peuvent devenir nuls. À la reconstruction, les coefficients seront multipliés par les mêmes valeurs de la matrice. Cette opération inverse ne récupère pas l’information supprimée lors de l’arrondi.</w:t>
       </w:r>
     </w:p>
@@ -626,32 +1429,21 @@
       </w:pPr>
       <w:r>
         <w:rPr>
-          <w:b/>
-          <w:bCs/>
-          <w:lang w:val="fr-FR"/>
-        </w:rPr>
-        <w:t>Transformation inverse et reconstruction de l’image.</w:t>
-      </w:r>
-      <w:r>
-        <w:rPr>
-          <w:lang w:val="fr-FR"/>
-        </w:rPr>
-        <w:br/>
-        <w:t xml:space="preserve">La DCT inverse sera appliquée à chaque bloc. Les plans de chrominance seront ensuite réagrandis, puis les plans </w:t>
-      </w:r>
-      <w:proofErr w:type="spellStart"/>
-      <w:r>
-        <w:rPr>
-          <w:lang w:val="fr-FR"/>
-        </w:rPr>
-        <w:t>YCbCr</w:t>
-      </w:r>
-      <w:proofErr w:type="spellEnd"/>
-      <w:r>
-        <w:rPr>
-          <w:lang w:val="fr-FR"/>
-        </w:rPr>
-        <w:t xml:space="preserve"> seront reconvertis en RGB. Ces opérations inverses reconstruisent une image comparable à l’originale, mais ne peuvent pas rétablir les informations perdues par le sous-échantillonnage et la quantification.</w:t>
+          <w:lang w:val="fr-FR"/>
+        </w:rPr>
+        <w:t>Transformation inverse et reconstruction de l’image</w:t>
+      </w:r>
+      <w:r>
+        <w:rPr>
+          <w:lang w:val="fr-FR"/>
+        </w:rPr>
+        <w:t xml:space="preserve"> : </w:t>
+      </w:r>
+      <w:r>
+        <w:rPr>
+          <w:lang w:val="fr-FR"/>
+        </w:rPr>
+        <w:t>La DCT inverse sera appliquée à chaque bloc. Les plans de chrominance seront ensuite réagrandis, puis les plans YCbCr seront reconvertis en RGB. Ces opérations inverses reconstruisent une image comparable à l’originale, mais ne peuvent pas rétablir les informations perdues par le sous-échantillonnage et la quantification.</w:t>
       </w:r>
     </w:p>
     <w:p>
@@ -661,6 +1453,7 @@
           <w:lang w:val="fr-FR"/>
         </w:rPr>
       </w:pPr>
+      <w:bookmarkStart w:id="6" w:name="_Toc244187683"/>
       <w:r>
         <w:rPr>
           <w:lang w:val="fr-FR"/>
@@ -679,6 +1472,7 @@
         </w:rPr>
         <w:t xml:space="preserve"> Matrices de quantification</w:t>
       </w:r>
+      <w:bookmarkEnd w:id="6"/>
     </w:p>
     <w:p>
       <w:pPr>
@@ -1351,9 +2145,11 @@
             </m:e>
           </m:d>
           <m:r>
+            <m:rPr>
+              <m:sty m:val="p"/>
+            </m:rPr>
             <w:rPr>
               <w:rFonts w:ascii="Cambria Math" w:hAnsi="Cambria Math"/>
-              <w:i/>
               <w:color w:val="666666"/>
               <w:lang w:val="fr-FR"/>
             </w:rPr>
@@ -1377,9 +2173,10 @@
     </w:p>
     <w:p>
       <w:pPr>
+        <w:pStyle w:val="ListParagraph"/>
         <w:numPr>
           <w:ilvl w:val="0"/>
-          <w:numId w:val="2"/>
+          <w:numId w:val="3"/>
         </w:numPr>
         <w:rPr>
           <w:lang w:val="fr-FR"/>
@@ -1387,17 +2184,9 @@
       </w:pPr>
       <w:r>
         <w:rPr>
-          <w:b/>
-          <w:bCs/>
-          <w:lang w:val="fr-FR"/>
-        </w:rPr>
-        <w:t>Compression faible :</w:t>
-      </w:r>
-      <w:r>
-        <w:rPr>
-          <w:lang w:val="fr-FR"/>
-        </w:rPr>
-        <w:t xml:space="preserve"> </w:t>
+          <w:lang w:val="fr-FR"/>
+        </w:rPr>
+        <w:t xml:space="preserve">Compression faible : </w:t>
       </w:r>
       <m:oMath>
         <m:sSub>
@@ -1434,46 +2223,87 @@
             <w:rFonts w:ascii="Cambria Math" w:hAnsi="Cambria Math"/>
             <w:lang w:val="fr-FR"/>
           </w:rPr>
-          <m:t xml:space="preserve">= </m:t>
+          <m:t>=</m:t>
         </m:r>
-        <m:r>
-          <m:rPr>
-            <m:sty m:val="p"/>
-          </m:rPr>
-          <w:rPr>
-            <w:rFonts w:ascii="Cambria Math" w:hAnsi="Cambria Math"/>
-            <w:lang w:val="fr-FR"/>
-          </w:rPr>
-          <m:t>max⁡</m:t>
-        </m:r>
-        <m:r>
-          <w:rPr>
-            <w:rFonts w:ascii="Cambria Math" w:hAnsi="Cambria Math"/>
-            <w:lang w:val="fr-FR"/>
-          </w:rPr>
-          <m:t>(1,arrondi(0,5Q</m:t>
-        </m:r>
-        <m:r>
-          <w:rPr>
-            <w:rFonts w:ascii="Cambria Math" w:hAnsi="Cambria Math"/>
-            <w:lang w:val="fr-FR"/>
-          </w:rPr>
-          <m:t>)</m:t>
-        </m:r>
-        <m:r>
-          <w:rPr>
-            <w:rFonts w:ascii="Cambria Math" w:hAnsi="Cambria Math"/>
-            <w:lang w:val="fr-FR"/>
-          </w:rPr>
-          <m:t>)</m:t>
-        </m:r>
+        <m:func>
+          <m:funcPr>
+            <m:ctrlPr>
+              <w:rPr>
+                <w:rFonts w:ascii="Cambria Math" w:hAnsi="Cambria Math"/>
+                <w:lang w:val="fr-FR"/>
+              </w:rPr>
+            </m:ctrlPr>
+          </m:funcPr>
+          <m:fName>
+            <m:r>
+              <m:rPr>
+                <m:sty m:val="p"/>
+              </m:rPr>
+              <w:rPr>
+                <w:rFonts w:ascii="Cambria Math" w:hAnsi="Cambria Math"/>
+                <w:lang w:val="fr-FR"/>
+              </w:rPr>
+              <m:t>max</m:t>
+            </m:r>
+            <m:ctrlPr>
+              <w:rPr>
+                <w:rFonts w:ascii="Cambria Math" w:hAnsi="Cambria Math"/>
+                <w:i/>
+                <w:lang w:val="fr-FR"/>
+              </w:rPr>
+            </m:ctrlPr>
+          </m:fName>
+          <m:e>
+            <m:d>
+              <m:dPr>
+                <m:ctrlPr>
+                  <w:rPr>
+                    <w:rFonts w:ascii="Cambria Math" w:hAnsi="Cambria Math"/>
+                    <w:i/>
+                    <w:lang w:val="fr-FR"/>
+                  </w:rPr>
+                </m:ctrlPr>
+              </m:dPr>
+              <m:e>
+                <m:r>
+                  <w:rPr>
+                    <w:rFonts w:ascii="Cambria Math" w:hAnsi="Cambria Math"/>
+                    <w:lang w:val="fr-FR"/>
+                  </w:rPr>
+                  <m:t>1,arrondi</m:t>
+                </m:r>
+                <m:d>
+                  <m:dPr>
+                    <m:ctrlPr>
+                      <w:rPr>
+                        <w:rFonts w:ascii="Cambria Math" w:hAnsi="Cambria Math"/>
+                        <w:i/>
+                        <w:lang w:val="fr-FR"/>
+                      </w:rPr>
+                    </m:ctrlPr>
+                  </m:dPr>
+                  <m:e>
+                    <m:r>
+                      <w:rPr>
+                        <w:rFonts w:ascii="Cambria Math" w:hAnsi="Cambria Math"/>
+                        <w:lang w:val="fr-FR"/>
+                      </w:rPr>
+                      <m:t>0,5Q</m:t>
+                    </m:r>
+                  </m:e>
+                </m:d>
+              </m:e>
+            </m:d>
+          </m:e>
+        </m:func>
       </m:oMath>
     </w:p>
     <w:p>
       <w:pPr>
+        <w:pStyle w:val="ListParagraph"/>
         <w:numPr>
           <w:ilvl w:val="0"/>
-          <w:numId w:val="2"/>
+          <w:numId w:val="3"/>
         </w:numPr>
         <w:rPr>
           <w:lang w:val="fr-FR"/>
@@ -1481,17 +2311,9 @@
       </w:pPr>
       <w:r>
         <w:rPr>
-          <w:b/>
-          <w:bCs/>
-          <w:lang w:val="fr-FR"/>
-        </w:rPr>
-        <w:t>Compression moyenne :</w:t>
-      </w:r>
-      <w:r>
-        <w:rPr>
-          <w:lang w:val="fr-FR"/>
-        </w:rPr>
-        <w:t xml:space="preserve"> </w:t>
+          <w:lang w:val="fr-FR"/>
+        </w:rPr>
+        <w:t xml:space="preserve">Compression moyenne : </w:t>
       </w:r>
       <m:oMath>
         <m:sSub>
@@ -1534,9 +2356,10 @@
     </w:p>
     <w:p>
       <w:pPr>
+        <w:pStyle w:val="ListParagraph"/>
         <w:numPr>
           <w:ilvl w:val="0"/>
-          <w:numId w:val="2"/>
+          <w:numId w:val="3"/>
         </w:numPr>
         <w:rPr>
           <w:lang w:val="fr-FR"/>
@@ -1544,17 +2367,9 @@
       </w:pPr>
       <w:r>
         <w:rPr>
-          <w:b/>
-          <w:bCs/>
-          <w:lang w:val="fr-FR"/>
-        </w:rPr>
-        <w:t>Compression forte :</w:t>
-      </w:r>
-      <w:r>
-        <w:rPr>
-          <w:lang w:val="fr-FR"/>
-        </w:rPr>
-        <w:t xml:space="preserve"> </w:t>
+          <w:lang w:val="fr-FR"/>
+        </w:rPr>
+        <w:t xml:space="preserve">Compression forte : </w:t>
       </w:r>
       <m:oMath>
         <m:sSub>
@@ -1809,14 +2624,12 @@
         </w:rPr>
         <w:t xml:space="preserve"> correspond à la matrice du niveau choisi. Plus les valeurs de la matrice sont grandes, plus l’arrondi risque de mettre des coefficients à </w:t>
       </w:r>
-      <w:proofErr w:type="gramStart"/>
-      <w:r>
-        <w:rPr>
-          <w:lang w:val="fr-FR"/>
-        </w:rPr>
-        <w:t>zéro;</w:t>
-      </w:r>
-      <w:proofErr w:type="gramEnd"/>
+      <w:r>
+        <w:rPr>
+          <w:lang w:val="fr-FR"/>
+        </w:rPr>
+        <w:t>zéro ;</w:t>
+      </w:r>
       <w:r>
         <w:rPr>
           <w:lang w:val="fr-FR"/>
@@ -1828,44 +2641,1291 @@
       <w:pPr>
         <w:pStyle w:val="Heading2"/>
         <w:spacing w:before="240"/>
-        <w:rPr>
-          <w:lang w:val="fr-FR"/>
-        </w:rPr>
-      </w:pPr>
-      <w:r>
-        <w:t>2.</w:t>
-      </w:r>
-      <w:r>
-        <w:t>3</w:t>
-      </w:r>
-      <w:r>
-        <w:t xml:space="preserve"> Question </w:t>
-      </w:r>
-      <w:r>
-        <w:t>3</w:t>
-      </w:r>
-      <w:r>
-        <w:t xml:space="preserve"> : </w:t>
-      </w:r>
-      <w:proofErr w:type="spellStart"/>
-      <w:r>
-        <w:t>Experimentation</w:t>
-      </w:r>
-      <w:proofErr w:type="spellEnd"/>
-    </w:p>
-    <w:p>
-      <w:pPr>
-        <w:rPr>
-          <w:lang w:val="fr-FR"/>
-        </w:rPr>
-      </w:pPr>
-    </w:p>
-    <w:p>
-      <w:pPr>
-        <w:rPr>
-          <w:lang w:val="fr-FR"/>
-        </w:rPr>
-      </w:pPr>
+      </w:pPr>
+      <w:bookmarkStart w:id="7" w:name="_Toc244187684"/>
+      <w:r>
+        <w:t xml:space="preserve">2.3 Question 3 : </w:t>
+      </w:r>
+      <w:r>
+        <w:t>Expérimentation</w:t>
+      </w:r>
+      <w:bookmarkEnd w:id="7"/>
+    </w:p>
+    <w:p>
+      <w:pPr>
+        <w:rPr>
+          <w:lang w:val="fr-FR"/>
+        </w:rPr>
+      </w:pPr>
+      <w:r>
+        <w:rPr>
+          <w:lang w:val="fr-FR"/>
+        </w:rPr>
+        <w:t>Dans cette partie, nous présentons les expériences réalisées pour évaluer l’effet de la compression sur trois images fournies. L’algorithme de compression et de reconstruction a été implémenté en Python, puis appliqué à chaque image selon les différents niveaux de compression définis dans le protocole. Nous comparons les tailles des fichiers avant et après compression ainsi que les images reconstruites, afin d’analyser le gain obtenu et les dégradations visuelles associées. Enfin, une expérience portant sur le sous-échantillonnage de la chrominance permet d’étudier son effet sur le nombre d’échantillons, la taille estimée et la qualité de reconstruction.</w:t>
+      </w:r>
+    </w:p>
+    <w:p>
+      <w:pPr>
+        <w:rPr>
+          <w:lang w:val="fr-FR"/>
+        </w:rPr>
+      </w:pPr>
+      <w:r>
+        <w:rPr>
+          <w:lang w:val="fr-FR"/>
+        </w:rPr>
+        <w:t>Comme le montre le tableau 1, l’effet de la compression varie selon l’image. Pour l’image A, la réduction de taille augmente avec le niveau de compression, passant de 20,35 % en compression faible</w:t>
+      </w:r>
+      <w:r>
+        <w:rPr>
+          <w:lang w:val="fr-FR"/>
+        </w:rPr>
+        <w:t xml:space="preserve"> </w:t>
+      </w:r>
+      <w:r>
+        <w:rPr>
+          <w:lang w:val="fr-FR"/>
+        </w:rPr>
+        <w:t>à 41,38 % en compression forte. L’image C suit la même tendance, avec un gain qui passe de 10,25 % à 43,85 %. En revanche, pour l’image B, les compressions faible et moyenne augmentent la taille du fichier de 8,93 % et 4,19 % respectivement, tandis que la compression forte ne permet qu’une réduction de 5,26 %.</w:t>
+      </w:r>
+    </w:p>
+    <w:p>
+      <w:pPr>
+        <w:pStyle w:val="Caption"/>
+        <w:keepNext/>
+        <w:jc w:val="center"/>
+      </w:pPr>
+      <w:r>
+        <w:t xml:space="preserve">Tableau </w:t>
+      </w:r>
+      <w:fldSimple w:instr=" SEQ Tableau \* ARABIC ">
+        <w:r>
+          <w:rPr>
+            <w:noProof/>
+          </w:rPr>
+          <w:t>1</w:t>
+        </w:r>
+      </w:fldSimple>
+      <w:r>
+        <w:t xml:space="preserve"> - </w:t>
+      </w:r>
+      <w:r>
+        <w:t>Effet du niveau de compression sur la taille des images</w:t>
+      </w:r>
+    </w:p>
+    <w:tbl>
+      <w:tblPr>
+        <w:tblStyle w:val="ListTable2-Accent4"/>
+        <w:tblW w:w="11012" w:type="dxa"/>
+        <w:tblLook w:val="04A0" w:firstRow="1" w:lastRow="0" w:firstColumn="1" w:lastColumn="0" w:noHBand="0" w:noVBand="1"/>
+      </w:tblPr>
+      <w:tblGrid>
+        <w:gridCol w:w="1570"/>
+        <w:gridCol w:w="2088"/>
+        <w:gridCol w:w="2354"/>
+        <w:gridCol w:w="2070"/>
+        <w:gridCol w:w="2984"/>
+      </w:tblGrid>
+      <w:tr>
+        <w:trPr>
+          <w:cnfStyle w:val="100000000000" w:firstRow="1" w:lastRow="0" w:firstColumn="0" w:lastColumn="0" w:oddVBand="0" w:evenVBand="0" w:oddHBand="0" w:evenHBand="0" w:firstRowFirstColumn="0" w:firstRowLastColumn="0" w:lastRowFirstColumn="0" w:lastRowLastColumn="0"/>
+          <w:trHeight w:val="288"/>
+        </w:trPr>
+        <w:tc>
+          <w:tcPr>
+            <w:cnfStyle w:val="001000000000" w:firstRow="0" w:lastRow="0" w:firstColumn="1" w:lastColumn="0" w:oddVBand="0" w:evenVBand="0" w:oddHBand="0" w:evenHBand="0" w:firstRowFirstColumn="0" w:firstRowLastColumn="0" w:lastRowFirstColumn="0" w:lastRowLastColumn="0"/>
+            <w:tcW w:w="1516" w:type="dxa"/>
+            <w:noWrap/>
+            <w:hideMark/>
+          </w:tcPr>
+          <w:p>
+            <w:pPr>
+              <w:jc w:val="center"/>
+              <w:rPr>
+                <w:b w:val="0"/>
+                <w:bCs w:val="0"/>
+              </w:rPr>
+            </w:pPr>
+            <w:r>
+              <w:t>Image</w:t>
+            </w:r>
+          </w:p>
+        </w:tc>
+        <w:tc>
+          <w:tcPr>
+            <w:tcW w:w="2088" w:type="dxa"/>
+            <w:noWrap/>
+            <w:hideMark/>
+          </w:tcPr>
+          <w:p>
+            <w:pPr>
+              <w:jc w:val="center"/>
+              <w:cnfStyle w:val="100000000000" w:firstRow="1" w:lastRow="0" w:firstColumn="0" w:lastColumn="0" w:oddVBand="0" w:evenVBand="0" w:oddHBand="0" w:evenHBand="0" w:firstRowFirstColumn="0" w:firstRowLastColumn="0" w:lastRowFirstColumn="0" w:lastRowLastColumn="0"/>
+              <w:rPr>
+                <w:b w:val="0"/>
+                <w:bCs w:val="0"/>
+              </w:rPr>
+            </w:pPr>
+            <w:r>
+              <w:t>Niveau de compression</w:t>
+            </w:r>
+          </w:p>
+        </w:tc>
+        <w:tc>
+          <w:tcPr>
+            <w:tcW w:w="2354" w:type="dxa"/>
+            <w:noWrap/>
+            <w:hideMark/>
+          </w:tcPr>
+          <w:p>
+            <w:pPr>
+              <w:jc w:val="center"/>
+              <w:cnfStyle w:val="100000000000" w:firstRow="1" w:lastRow="0" w:firstColumn="0" w:lastColumn="0" w:oddVBand="0" w:evenVBand="0" w:oddHBand="0" w:evenHBand="0" w:firstRowFirstColumn="0" w:firstRowLastColumn="0" w:lastRowFirstColumn="0" w:lastRowLastColumn="0"/>
+              <w:rPr>
+                <w:b w:val="0"/>
+                <w:bCs w:val="0"/>
+              </w:rPr>
+            </w:pPr>
+            <w:r>
+              <w:t>Taille du fichier compressé (octets)</w:t>
+            </w:r>
+          </w:p>
+        </w:tc>
+        <w:tc>
+          <w:tcPr>
+            <w:tcW w:w="2070" w:type="dxa"/>
+            <w:noWrap/>
+            <w:hideMark/>
+          </w:tcPr>
+          <w:p>
+            <w:pPr>
+              <w:jc w:val="center"/>
+              <w:cnfStyle w:val="100000000000" w:firstRow="1" w:lastRow="0" w:firstColumn="0" w:lastColumn="0" w:oddVBand="0" w:evenVBand="0" w:oddHBand="0" w:evenHBand="0" w:firstRowFirstColumn="0" w:firstRowLastColumn="0" w:lastRowFirstColumn="0" w:lastRowLastColumn="0"/>
+              <w:rPr>
+                <w:b w:val="0"/>
+                <w:bCs w:val="0"/>
+              </w:rPr>
+            </w:pPr>
+            <w:r>
+              <w:t>Taille du fichier originale (octets)</w:t>
+            </w:r>
+          </w:p>
+        </w:tc>
+        <w:tc>
+          <w:tcPr>
+            <w:tcW w:w="2984" w:type="dxa"/>
+            <w:noWrap/>
+            <w:hideMark/>
+          </w:tcPr>
+          <w:p>
+            <w:pPr>
+              <w:jc w:val="center"/>
+              <w:cnfStyle w:val="100000000000" w:firstRow="1" w:lastRow="0" w:firstColumn="0" w:lastColumn="0" w:oddVBand="0" w:evenVBand="0" w:oddHBand="0" w:evenHBand="0" w:firstRowFirstColumn="0" w:firstRowLastColumn="0" w:lastRowFirstColumn="0" w:lastRowLastColumn="0"/>
+              <w:rPr>
+                <w:b w:val="0"/>
+                <w:bCs w:val="0"/>
+              </w:rPr>
+            </w:pPr>
+            <w:r>
+              <w:t>Gain (%)</w:t>
+            </w:r>
+          </w:p>
+        </w:tc>
+      </w:tr>
+      <w:tr>
+        <w:trPr>
+          <w:cnfStyle w:val="000000100000" w:firstRow="0" w:lastRow="0" w:firstColumn="0" w:lastColumn="0" w:oddVBand="0" w:evenVBand="0" w:oddHBand="1" w:evenHBand="0" w:firstRowFirstColumn="0" w:firstRowLastColumn="0" w:lastRowFirstColumn="0" w:lastRowLastColumn="0"/>
+          <w:trHeight w:val="288"/>
+        </w:trPr>
+        <w:tc>
+          <w:tcPr>
+            <w:cnfStyle w:val="001000000000" w:firstRow="0" w:lastRow="0" w:firstColumn="1" w:lastColumn="0" w:oddVBand="0" w:evenVBand="0" w:oddHBand="0" w:evenHBand="0" w:firstRowFirstColumn="0" w:firstRowLastColumn="0" w:lastRowFirstColumn="0" w:lastRowLastColumn="0"/>
+            <w:tcW w:w="1516" w:type="dxa"/>
+            <w:noWrap/>
+            <w:hideMark/>
+          </w:tcPr>
+          <w:p>
+            <w:pPr>
+              <w:jc w:val="center"/>
+            </w:pPr>
+            <w:r>
+              <w:lastRenderedPageBreak/>
+              <w:t>image_A.png</w:t>
+            </w:r>
+          </w:p>
+        </w:tc>
+        <w:tc>
+          <w:tcPr>
+            <w:tcW w:w="2088" w:type="dxa"/>
+            <w:noWrap/>
+            <w:hideMark/>
+          </w:tcPr>
+          <w:p>
+            <w:pPr>
+              <w:jc w:val="center"/>
+              <w:cnfStyle w:val="000000100000" w:firstRow="0" w:lastRow="0" w:firstColumn="0" w:lastColumn="0" w:oddVBand="0" w:evenVBand="0" w:oddHBand="1" w:evenHBand="0" w:firstRowFirstColumn="0" w:firstRowLastColumn="0" w:lastRowFirstColumn="0" w:lastRowLastColumn="0"/>
+            </w:pPr>
+            <w:r>
+              <w:t>Faible</w:t>
+            </w:r>
+          </w:p>
+        </w:tc>
+        <w:tc>
+          <w:tcPr>
+            <w:tcW w:w="2354" w:type="dxa"/>
+            <w:noWrap/>
+            <w:hideMark/>
+          </w:tcPr>
+          <w:p>
+            <w:pPr>
+              <w:jc w:val="center"/>
+              <w:cnfStyle w:val="000000100000" w:firstRow="0" w:lastRow="0" w:firstColumn="0" w:lastColumn="0" w:oddVBand="0" w:evenVBand="0" w:oddHBand="1" w:evenHBand="0" w:firstRowFirstColumn="0" w:firstRowLastColumn="0" w:lastRowFirstColumn="0" w:lastRowLastColumn="0"/>
+            </w:pPr>
+            <w:r>
+              <w:t>444,103</w:t>
+            </w:r>
+          </w:p>
+        </w:tc>
+        <w:tc>
+          <w:tcPr>
+            <w:tcW w:w="2070" w:type="dxa"/>
+            <w:noWrap/>
+            <w:hideMark/>
+          </w:tcPr>
+          <w:p>
+            <w:pPr>
+              <w:jc w:val="center"/>
+              <w:cnfStyle w:val="000000100000" w:firstRow="0" w:lastRow="0" w:firstColumn="0" w:lastColumn="0" w:oddVBand="0" w:evenVBand="0" w:oddHBand="1" w:evenHBand="0" w:firstRowFirstColumn="0" w:firstRowLastColumn="0" w:lastRowFirstColumn="0" w:lastRowLastColumn="0"/>
+            </w:pPr>
+            <w:r>
+              <w:t>557,596</w:t>
+            </w:r>
+          </w:p>
+        </w:tc>
+        <w:tc>
+          <w:tcPr>
+            <w:tcW w:w="2984" w:type="dxa"/>
+            <w:noWrap/>
+            <w:hideMark/>
+          </w:tcPr>
+          <w:p>
+            <w:pPr>
+              <w:jc w:val="center"/>
+              <w:cnfStyle w:val="000000100000" w:firstRow="0" w:lastRow="0" w:firstColumn="0" w:lastColumn="0" w:oddVBand="0" w:evenVBand="0" w:oddHBand="1" w:evenHBand="0" w:firstRowFirstColumn="0" w:firstRowLastColumn="0" w:lastRowFirstColumn="0" w:lastRowLastColumn="0"/>
+            </w:pPr>
+            <w:r>
+              <w:t>20.35</w:t>
+            </w:r>
+          </w:p>
+        </w:tc>
+      </w:tr>
+      <w:tr>
+        <w:trPr>
+          <w:trHeight w:val="288"/>
+        </w:trPr>
+        <w:tc>
+          <w:tcPr>
+            <w:cnfStyle w:val="001000000000" w:firstRow="0" w:lastRow="0" w:firstColumn="1" w:lastColumn="0" w:oddVBand="0" w:evenVBand="0" w:oddHBand="0" w:evenHBand="0" w:firstRowFirstColumn="0" w:firstRowLastColumn="0" w:lastRowFirstColumn="0" w:lastRowLastColumn="0"/>
+            <w:tcW w:w="1516" w:type="dxa"/>
+            <w:noWrap/>
+            <w:hideMark/>
+          </w:tcPr>
+          <w:p>
+            <w:pPr>
+              <w:jc w:val="center"/>
+            </w:pPr>
+            <w:r>
+              <w:t>image_A.png</w:t>
+            </w:r>
+          </w:p>
+        </w:tc>
+        <w:tc>
+          <w:tcPr>
+            <w:tcW w:w="2088" w:type="dxa"/>
+            <w:noWrap/>
+            <w:hideMark/>
+          </w:tcPr>
+          <w:p>
+            <w:pPr>
+              <w:jc w:val="center"/>
+              <w:cnfStyle w:val="000000000000" w:firstRow="0" w:lastRow="0" w:firstColumn="0" w:lastColumn="0" w:oddVBand="0" w:evenVBand="0" w:oddHBand="0" w:evenHBand="0" w:firstRowFirstColumn="0" w:firstRowLastColumn="0" w:lastRowFirstColumn="0" w:lastRowLastColumn="0"/>
+            </w:pPr>
+            <w:r>
+              <w:t>Moyenne</w:t>
+            </w:r>
+          </w:p>
+        </w:tc>
+        <w:tc>
+          <w:tcPr>
+            <w:tcW w:w="2354" w:type="dxa"/>
+            <w:noWrap/>
+            <w:hideMark/>
+          </w:tcPr>
+          <w:p>
+            <w:pPr>
+              <w:jc w:val="center"/>
+              <w:cnfStyle w:val="000000000000" w:firstRow="0" w:lastRow="0" w:firstColumn="0" w:lastColumn="0" w:oddVBand="0" w:evenVBand="0" w:oddHBand="0" w:evenHBand="0" w:firstRowFirstColumn="0" w:firstRowLastColumn="0" w:lastRowFirstColumn="0" w:lastRowLastColumn="0"/>
+            </w:pPr>
+            <w:r>
+              <w:t>396,599</w:t>
+            </w:r>
+          </w:p>
+        </w:tc>
+        <w:tc>
+          <w:tcPr>
+            <w:tcW w:w="2070" w:type="dxa"/>
+            <w:noWrap/>
+            <w:hideMark/>
+          </w:tcPr>
+          <w:p>
+            <w:pPr>
+              <w:jc w:val="center"/>
+              <w:cnfStyle w:val="000000000000" w:firstRow="0" w:lastRow="0" w:firstColumn="0" w:lastColumn="0" w:oddVBand="0" w:evenVBand="0" w:oddHBand="0" w:evenHBand="0" w:firstRowFirstColumn="0" w:firstRowLastColumn="0" w:lastRowFirstColumn="0" w:lastRowLastColumn="0"/>
+            </w:pPr>
+            <w:r>
+              <w:t>557,596</w:t>
+            </w:r>
+          </w:p>
+        </w:tc>
+        <w:tc>
+          <w:tcPr>
+            <w:tcW w:w="2984" w:type="dxa"/>
+            <w:noWrap/>
+            <w:hideMark/>
+          </w:tcPr>
+          <w:p>
+            <w:pPr>
+              <w:jc w:val="center"/>
+              <w:cnfStyle w:val="000000000000" w:firstRow="0" w:lastRow="0" w:firstColumn="0" w:lastColumn="0" w:oddVBand="0" w:evenVBand="0" w:oddHBand="0" w:evenHBand="0" w:firstRowFirstColumn="0" w:firstRowLastColumn="0" w:lastRowFirstColumn="0" w:lastRowLastColumn="0"/>
+            </w:pPr>
+            <w:r>
+              <w:t>28.87</w:t>
+            </w:r>
+          </w:p>
+        </w:tc>
+      </w:tr>
+      <w:tr>
+        <w:trPr>
+          <w:cnfStyle w:val="000000100000" w:firstRow="0" w:lastRow="0" w:firstColumn="0" w:lastColumn="0" w:oddVBand="0" w:evenVBand="0" w:oddHBand="1" w:evenHBand="0" w:firstRowFirstColumn="0" w:firstRowLastColumn="0" w:lastRowFirstColumn="0" w:lastRowLastColumn="0"/>
+          <w:trHeight w:val="288"/>
+        </w:trPr>
+        <w:tc>
+          <w:tcPr>
+            <w:cnfStyle w:val="001000000000" w:firstRow="0" w:lastRow="0" w:firstColumn="1" w:lastColumn="0" w:oddVBand="0" w:evenVBand="0" w:oddHBand="0" w:evenHBand="0" w:firstRowFirstColumn="0" w:firstRowLastColumn="0" w:lastRowFirstColumn="0" w:lastRowLastColumn="0"/>
+            <w:tcW w:w="1516" w:type="dxa"/>
+            <w:noWrap/>
+            <w:hideMark/>
+          </w:tcPr>
+          <w:p>
+            <w:pPr>
+              <w:jc w:val="center"/>
+            </w:pPr>
+            <w:r>
+              <w:t>image_A.png</w:t>
+            </w:r>
+          </w:p>
+        </w:tc>
+        <w:tc>
+          <w:tcPr>
+            <w:tcW w:w="2088" w:type="dxa"/>
+            <w:noWrap/>
+            <w:hideMark/>
+          </w:tcPr>
+          <w:p>
+            <w:pPr>
+              <w:jc w:val="center"/>
+              <w:cnfStyle w:val="000000100000" w:firstRow="0" w:lastRow="0" w:firstColumn="0" w:lastColumn="0" w:oddVBand="0" w:evenVBand="0" w:oddHBand="1" w:evenHBand="0" w:firstRowFirstColumn="0" w:firstRowLastColumn="0" w:lastRowFirstColumn="0" w:lastRowLastColumn="0"/>
+            </w:pPr>
+            <w:r>
+              <w:t>Forte</w:t>
+            </w:r>
+          </w:p>
+        </w:tc>
+        <w:tc>
+          <w:tcPr>
+            <w:tcW w:w="2354" w:type="dxa"/>
+            <w:noWrap/>
+            <w:hideMark/>
+          </w:tcPr>
+          <w:p>
+            <w:pPr>
+              <w:jc w:val="center"/>
+              <w:cnfStyle w:val="000000100000" w:firstRow="0" w:lastRow="0" w:firstColumn="0" w:lastColumn="0" w:oddVBand="0" w:evenVBand="0" w:oddHBand="1" w:evenHBand="0" w:firstRowFirstColumn="0" w:firstRowLastColumn="0" w:lastRowFirstColumn="0" w:lastRowLastColumn="0"/>
+            </w:pPr>
+            <w:r>
+              <w:t>326,863</w:t>
+            </w:r>
+          </w:p>
+        </w:tc>
+        <w:tc>
+          <w:tcPr>
+            <w:tcW w:w="2070" w:type="dxa"/>
+            <w:noWrap/>
+            <w:hideMark/>
+          </w:tcPr>
+          <w:p>
+            <w:pPr>
+              <w:jc w:val="center"/>
+              <w:cnfStyle w:val="000000100000" w:firstRow="0" w:lastRow="0" w:firstColumn="0" w:lastColumn="0" w:oddVBand="0" w:evenVBand="0" w:oddHBand="1" w:evenHBand="0" w:firstRowFirstColumn="0" w:firstRowLastColumn="0" w:lastRowFirstColumn="0" w:lastRowLastColumn="0"/>
+            </w:pPr>
+            <w:r>
+              <w:t>557,596</w:t>
+            </w:r>
+          </w:p>
+        </w:tc>
+        <w:tc>
+          <w:tcPr>
+            <w:tcW w:w="2984" w:type="dxa"/>
+            <w:noWrap/>
+            <w:hideMark/>
+          </w:tcPr>
+          <w:p>
+            <w:pPr>
+              <w:jc w:val="center"/>
+              <w:cnfStyle w:val="000000100000" w:firstRow="0" w:lastRow="0" w:firstColumn="0" w:lastColumn="0" w:oddVBand="0" w:evenVBand="0" w:oddHBand="1" w:evenHBand="0" w:firstRowFirstColumn="0" w:firstRowLastColumn="0" w:lastRowFirstColumn="0" w:lastRowLastColumn="0"/>
+            </w:pPr>
+            <w:r>
+              <w:t>41.38</w:t>
+            </w:r>
+          </w:p>
+        </w:tc>
+      </w:tr>
+      <w:tr>
+        <w:trPr>
+          <w:trHeight w:val="288"/>
+        </w:trPr>
+        <w:tc>
+          <w:tcPr>
+            <w:cnfStyle w:val="001000000000" w:firstRow="0" w:lastRow="0" w:firstColumn="1" w:lastColumn="0" w:oddVBand="0" w:evenVBand="0" w:oddHBand="0" w:evenHBand="0" w:firstRowFirstColumn="0" w:firstRowLastColumn="0" w:lastRowFirstColumn="0" w:lastRowLastColumn="0"/>
+            <w:tcW w:w="1516" w:type="dxa"/>
+            <w:noWrap/>
+            <w:hideMark/>
+          </w:tcPr>
+          <w:p>
+            <w:pPr>
+              <w:jc w:val="center"/>
+            </w:pPr>
+            <w:r>
+              <w:t>image_B.png</w:t>
+            </w:r>
+          </w:p>
+        </w:tc>
+        <w:tc>
+          <w:tcPr>
+            <w:tcW w:w="2088" w:type="dxa"/>
+            <w:noWrap/>
+            <w:hideMark/>
+          </w:tcPr>
+          <w:p>
+            <w:pPr>
+              <w:jc w:val="center"/>
+              <w:cnfStyle w:val="000000000000" w:firstRow="0" w:lastRow="0" w:firstColumn="0" w:lastColumn="0" w:oddVBand="0" w:evenVBand="0" w:oddHBand="0" w:evenHBand="0" w:firstRowFirstColumn="0" w:firstRowLastColumn="0" w:lastRowFirstColumn="0" w:lastRowLastColumn="0"/>
+            </w:pPr>
+            <w:r>
+              <w:t>Faible</w:t>
+            </w:r>
+          </w:p>
+        </w:tc>
+        <w:tc>
+          <w:tcPr>
+            <w:tcW w:w="2354" w:type="dxa"/>
+            <w:noWrap/>
+            <w:hideMark/>
+          </w:tcPr>
+          <w:p>
+            <w:pPr>
+              <w:jc w:val="center"/>
+              <w:cnfStyle w:val="000000000000" w:firstRow="0" w:lastRow="0" w:firstColumn="0" w:lastColumn="0" w:oddVBand="0" w:evenVBand="0" w:oddHBand="0" w:evenHBand="0" w:firstRowFirstColumn="0" w:firstRowLastColumn="0" w:lastRowFirstColumn="0" w:lastRowLastColumn="0"/>
+            </w:pPr>
+            <w:r>
+              <w:t>896,146</w:t>
+            </w:r>
+          </w:p>
+        </w:tc>
+        <w:tc>
+          <w:tcPr>
+            <w:tcW w:w="2070" w:type="dxa"/>
+            <w:noWrap/>
+            <w:hideMark/>
+          </w:tcPr>
+          <w:p>
+            <w:pPr>
+              <w:jc w:val="center"/>
+              <w:cnfStyle w:val="000000000000" w:firstRow="0" w:lastRow="0" w:firstColumn="0" w:lastColumn="0" w:oddVBand="0" w:evenVBand="0" w:oddHBand="0" w:evenHBand="0" w:firstRowFirstColumn="0" w:firstRowLastColumn="0" w:lastRowFirstColumn="0" w:lastRowLastColumn="0"/>
+            </w:pPr>
+            <w:r>
+              <w:t>822,712</w:t>
+            </w:r>
+          </w:p>
+        </w:tc>
+        <w:tc>
+          <w:tcPr>
+            <w:tcW w:w="2984" w:type="dxa"/>
+            <w:noWrap/>
+            <w:hideMark/>
+          </w:tcPr>
+          <w:p>
+            <w:pPr>
+              <w:jc w:val="center"/>
+              <w:cnfStyle w:val="000000000000" w:firstRow="0" w:lastRow="0" w:firstColumn="0" w:lastColumn="0" w:oddVBand="0" w:evenVBand="0" w:oddHBand="0" w:evenHBand="0" w:firstRowFirstColumn="0" w:firstRowLastColumn="0" w:lastRowFirstColumn="0" w:lastRowLastColumn="0"/>
+            </w:pPr>
+            <w:r>
+              <w:t>-8.93</w:t>
+            </w:r>
+          </w:p>
+        </w:tc>
+      </w:tr>
+      <w:tr>
+        <w:trPr>
+          <w:cnfStyle w:val="000000100000" w:firstRow="0" w:lastRow="0" w:firstColumn="0" w:lastColumn="0" w:oddVBand="0" w:evenVBand="0" w:oddHBand="1" w:evenHBand="0" w:firstRowFirstColumn="0" w:firstRowLastColumn="0" w:lastRowFirstColumn="0" w:lastRowLastColumn="0"/>
+          <w:trHeight w:val="288"/>
+        </w:trPr>
+        <w:tc>
+          <w:tcPr>
+            <w:cnfStyle w:val="001000000000" w:firstRow="0" w:lastRow="0" w:firstColumn="1" w:lastColumn="0" w:oddVBand="0" w:evenVBand="0" w:oddHBand="0" w:evenHBand="0" w:firstRowFirstColumn="0" w:firstRowLastColumn="0" w:lastRowFirstColumn="0" w:lastRowLastColumn="0"/>
+            <w:tcW w:w="1516" w:type="dxa"/>
+            <w:noWrap/>
+            <w:hideMark/>
+          </w:tcPr>
+          <w:p>
+            <w:pPr>
+              <w:jc w:val="center"/>
+            </w:pPr>
+            <w:r>
+              <w:t>image_B.png</w:t>
+            </w:r>
+          </w:p>
+        </w:tc>
+        <w:tc>
+          <w:tcPr>
+            <w:tcW w:w="2088" w:type="dxa"/>
+            <w:noWrap/>
+            <w:hideMark/>
+          </w:tcPr>
+          <w:p>
+            <w:pPr>
+              <w:jc w:val="center"/>
+              <w:cnfStyle w:val="000000100000" w:firstRow="0" w:lastRow="0" w:firstColumn="0" w:lastColumn="0" w:oddVBand="0" w:evenVBand="0" w:oddHBand="1" w:evenHBand="0" w:firstRowFirstColumn="0" w:firstRowLastColumn="0" w:lastRowFirstColumn="0" w:lastRowLastColumn="0"/>
+            </w:pPr>
+            <w:r>
+              <w:t>Moyenne</w:t>
+            </w:r>
+          </w:p>
+        </w:tc>
+        <w:tc>
+          <w:tcPr>
+            <w:tcW w:w="2354" w:type="dxa"/>
+            <w:noWrap/>
+            <w:hideMark/>
+          </w:tcPr>
+          <w:p>
+            <w:pPr>
+              <w:jc w:val="center"/>
+              <w:cnfStyle w:val="000000100000" w:firstRow="0" w:lastRow="0" w:firstColumn="0" w:lastColumn="0" w:oddVBand="0" w:evenVBand="0" w:oddHBand="1" w:evenHBand="0" w:firstRowFirstColumn="0" w:firstRowLastColumn="0" w:lastRowFirstColumn="0" w:lastRowLastColumn="0"/>
+            </w:pPr>
+            <w:r>
+              <w:t>857,152</w:t>
+            </w:r>
+          </w:p>
+        </w:tc>
+        <w:tc>
+          <w:tcPr>
+            <w:tcW w:w="2070" w:type="dxa"/>
+            <w:noWrap/>
+            <w:hideMark/>
+          </w:tcPr>
+          <w:p>
+            <w:pPr>
+              <w:jc w:val="center"/>
+              <w:cnfStyle w:val="000000100000" w:firstRow="0" w:lastRow="0" w:firstColumn="0" w:lastColumn="0" w:oddVBand="0" w:evenVBand="0" w:oddHBand="1" w:evenHBand="0" w:firstRowFirstColumn="0" w:firstRowLastColumn="0" w:lastRowFirstColumn="0" w:lastRowLastColumn="0"/>
+            </w:pPr>
+            <w:r>
+              <w:t>822,712</w:t>
+            </w:r>
+          </w:p>
+        </w:tc>
+        <w:tc>
+          <w:tcPr>
+            <w:tcW w:w="2984" w:type="dxa"/>
+            <w:noWrap/>
+            <w:hideMark/>
+          </w:tcPr>
+          <w:p>
+            <w:pPr>
+              <w:jc w:val="center"/>
+              <w:cnfStyle w:val="000000100000" w:firstRow="0" w:lastRow="0" w:firstColumn="0" w:lastColumn="0" w:oddVBand="0" w:evenVBand="0" w:oddHBand="1" w:evenHBand="0" w:firstRowFirstColumn="0" w:firstRowLastColumn="0" w:lastRowFirstColumn="0" w:lastRowLastColumn="0"/>
+            </w:pPr>
+            <w:r>
+              <w:t>-4.19</w:t>
+            </w:r>
+          </w:p>
+        </w:tc>
+      </w:tr>
+      <w:tr>
+        <w:trPr>
+          <w:trHeight w:val="288"/>
+        </w:trPr>
+        <w:tc>
+          <w:tcPr>
+            <w:cnfStyle w:val="001000000000" w:firstRow="0" w:lastRow="0" w:firstColumn="1" w:lastColumn="0" w:oddVBand="0" w:evenVBand="0" w:oddHBand="0" w:evenHBand="0" w:firstRowFirstColumn="0" w:firstRowLastColumn="0" w:lastRowFirstColumn="0" w:lastRowLastColumn="0"/>
+            <w:tcW w:w="1516" w:type="dxa"/>
+            <w:noWrap/>
+            <w:hideMark/>
+          </w:tcPr>
+          <w:p>
+            <w:pPr>
+              <w:jc w:val="center"/>
+            </w:pPr>
+            <w:r>
+              <w:t>image_B.png</w:t>
+            </w:r>
+          </w:p>
+        </w:tc>
+        <w:tc>
+          <w:tcPr>
+            <w:tcW w:w="2088" w:type="dxa"/>
+            <w:noWrap/>
+            <w:hideMark/>
+          </w:tcPr>
+          <w:p>
+            <w:pPr>
+              <w:jc w:val="center"/>
+              <w:cnfStyle w:val="000000000000" w:firstRow="0" w:lastRow="0" w:firstColumn="0" w:lastColumn="0" w:oddVBand="0" w:evenVBand="0" w:oddHBand="0" w:evenHBand="0" w:firstRowFirstColumn="0" w:firstRowLastColumn="0" w:lastRowFirstColumn="0" w:lastRowLastColumn="0"/>
+            </w:pPr>
+            <w:r>
+              <w:t>Forte</w:t>
+            </w:r>
+          </w:p>
+        </w:tc>
+        <w:tc>
+          <w:tcPr>
+            <w:tcW w:w="2354" w:type="dxa"/>
+            <w:noWrap/>
+            <w:hideMark/>
+          </w:tcPr>
+          <w:p>
+            <w:pPr>
+              <w:jc w:val="center"/>
+              <w:cnfStyle w:val="000000000000" w:firstRow="0" w:lastRow="0" w:firstColumn="0" w:lastColumn="0" w:oddVBand="0" w:evenVBand="0" w:oddHBand="0" w:evenHBand="0" w:firstRowFirstColumn="0" w:firstRowLastColumn="0" w:lastRowFirstColumn="0" w:lastRowLastColumn="0"/>
+            </w:pPr>
+            <w:r>
+              <w:t>779,459</w:t>
+            </w:r>
+          </w:p>
+        </w:tc>
+        <w:tc>
+          <w:tcPr>
+            <w:tcW w:w="2070" w:type="dxa"/>
+            <w:noWrap/>
+            <w:hideMark/>
+          </w:tcPr>
+          <w:p>
+            <w:pPr>
+              <w:jc w:val="center"/>
+              <w:cnfStyle w:val="000000000000" w:firstRow="0" w:lastRow="0" w:firstColumn="0" w:lastColumn="0" w:oddVBand="0" w:evenVBand="0" w:oddHBand="0" w:evenHBand="0" w:firstRowFirstColumn="0" w:firstRowLastColumn="0" w:lastRowFirstColumn="0" w:lastRowLastColumn="0"/>
+            </w:pPr>
+            <w:r>
+              <w:t>822,712</w:t>
+            </w:r>
+          </w:p>
+        </w:tc>
+        <w:tc>
+          <w:tcPr>
+            <w:tcW w:w="2984" w:type="dxa"/>
+            <w:noWrap/>
+            <w:hideMark/>
+          </w:tcPr>
+          <w:p>
+            <w:pPr>
+              <w:jc w:val="center"/>
+              <w:cnfStyle w:val="000000000000" w:firstRow="0" w:lastRow="0" w:firstColumn="0" w:lastColumn="0" w:oddVBand="0" w:evenVBand="0" w:oddHBand="0" w:evenHBand="0" w:firstRowFirstColumn="0" w:firstRowLastColumn="0" w:lastRowFirstColumn="0" w:lastRowLastColumn="0"/>
+            </w:pPr>
+            <w:r>
+              <w:t>5.26</w:t>
+            </w:r>
+          </w:p>
+        </w:tc>
+      </w:tr>
+      <w:tr>
+        <w:trPr>
+          <w:cnfStyle w:val="000000100000" w:firstRow="0" w:lastRow="0" w:firstColumn="0" w:lastColumn="0" w:oddVBand="0" w:evenVBand="0" w:oddHBand="1" w:evenHBand="0" w:firstRowFirstColumn="0" w:firstRowLastColumn="0" w:lastRowFirstColumn="0" w:lastRowLastColumn="0"/>
+          <w:trHeight w:val="288"/>
+        </w:trPr>
+        <w:tc>
+          <w:tcPr>
+            <w:cnfStyle w:val="001000000000" w:firstRow="0" w:lastRow="0" w:firstColumn="1" w:lastColumn="0" w:oddVBand="0" w:evenVBand="0" w:oddHBand="0" w:evenHBand="0" w:firstRowFirstColumn="0" w:firstRowLastColumn="0" w:lastRowFirstColumn="0" w:lastRowLastColumn="0"/>
+            <w:tcW w:w="1516" w:type="dxa"/>
+            <w:noWrap/>
+            <w:hideMark/>
+          </w:tcPr>
+          <w:p>
+            <w:pPr>
+              <w:jc w:val="center"/>
+            </w:pPr>
+            <w:r>
+              <w:t>image_C.png</w:t>
+            </w:r>
+          </w:p>
+        </w:tc>
+        <w:tc>
+          <w:tcPr>
+            <w:tcW w:w="2088" w:type="dxa"/>
+            <w:noWrap/>
+            <w:hideMark/>
+          </w:tcPr>
+          <w:p>
+            <w:pPr>
+              <w:jc w:val="center"/>
+              <w:cnfStyle w:val="000000100000" w:firstRow="0" w:lastRow="0" w:firstColumn="0" w:lastColumn="0" w:oddVBand="0" w:evenVBand="0" w:oddHBand="1" w:evenHBand="0" w:firstRowFirstColumn="0" w:firstRowLastColumn="0" w:lastRowFirstColumn="0" w:lastRowLastColumn="0"/>
+            </w:pPr>
+            <w:r>
+              <w:t>Faible</w:t>
+            </w:r>
+          </w:p>
+        </w:tc>
+        <w:tc>
+          <w:tcPr>
+            <w:tcW w:w="2354" w:type="dxa"/>
+            <w:noWrap/>
+            <w:hideMark/>
+          </w:tcPr>
+          <w:p>
+            <w:pPr>
+              <w:jc w:val="center"/>
+              <w:cnfStyle w:val="000000100000" w:firstRow="0" w:lastRow="0" w:firstColumn="0" w:lastColumn="0" w:oddVBand="0" w:evenVBand="0" w:oddHBand="1" w:evenHBand="0" w:firstRowFirstColumn="0" w:firstRowLastColumn="0" w:lastRowFirstColumn="0" w:lastRowLastColumn="0"/>
+            </w:pPr>
+            <w:r>
+              <w:t>554,654</w:t>
+            </w:r>
+          </w:p>
+        </w:tc>
+        <w:tc>
+          <w:tcPr>
+            <w:tcW w:w="2070" w:type="dxa"/>
+            <w:noWrap/>
+            <w:hideMark/>
+          </w:tcPr>
+          <w:p>
+            <w:pPr>
+              <w:jc w:val="center"/>
+              <w:cnfStyle w:val="000000100000" w:firstRow="0" w:lastRow="0" w:firstColumn="0" w:lastColumn="0" w:oddVBand="0" w:evenVBand="0" w:oddHBand="1" w:evenHBand="0" w:firstRowFirstColumn="0" w:firstRowLastColumn="0" w:lastRowFirstColumn="0" w:lastRowLastColumn="0"/>
+            </w:pPr>
+            <w:r>
+              <w:t>617,995</w:t>
+            </w:r>
+          </w:p>
+        </w:tc>
+        <w:tc>
+          <w:tcPr>
+            <w:tcW w:w="2984" w:type="dxa"/>
+            <w:noWrap/>
+            <w:hideMark/>
+          </w:tcPr>
+          <w:p>
+            <w:pPr>
+              <w:jc w:val="center"/>
+              <w:cnfStyle w:val="000000100000" w:firstRow="0" w:lastRow="0" w:firstColumn="0" w:lastColumn="0" w:oddVBand="0" w:evenVBand="0" w:oddHBand="1" w:evenHBand="0" w:firstRowFirstColumn="0" w:firstRowLastColumn="0" w:lastRowFirstColumn="0" w:lastRowLastColumn="0"/>
+            </w:pPr>
+            <w:r>
+              <w:t>10.25</w:t>
+            </w:r>
+          </w:p>
+        </w:tc>
+      </w:tr>
+      <w:tr>
+        <w:trPr>
+          <w:trHeight w:val="288"/>
+        </w:trPr>
+        <w:tc>
+          <w:tcPr>
+            <w:cnfStyle w:val="001000000000" w:firstRow="0" w:lastRow="0" w:firstColumn="1" w:lastColumn="0" w:oddVBand="0" w:evenVBand="0" w:oddHBand="0" w:evenHBand="0" w:firstRowFirstColumn="0" w:firstRowLastColumn="0" w:lastRowFirstColumn="0" w:lastRowLastColumn="0"/>
+            <w:tcW w:w="1516" w:type="dxa"/>
+            <w:noWrap/>
+            <w:hideMark/>
+          </w:tcPr>
+          <w:p>
+            <w:pPr>
+              <w:jc w:val="center"/>
+            </w:pPr>
+            <w:r>
+              <w:t>image_C.png</w:t>
+            </w:r>
+          </w:p>
+        </w:tc>
+        <w:tc>
+          <w:tcPr>
+            <w:tcW w:w="2088" w:type="dxa"/>
+            <w:noWrap/>
+            <w:hideMark/>
+          </w:tcPr>
+          <w:p>
+            <w:pPr>
+              <w:jc w:val="center"/>
+              <w:cnfStyle w:val="000000000000" w:firstRow="0" w:lastRow="0" w:firstColumn="0" w:lastColumn="0" w:oddVBand="0" w:evenVBand="0" w:oddHBand="0" w:evenHBand="0" w:firstRowFirstColumn="0" w:firstRowLastColumn="0" w:lastRowFirstColumn="0" w:lastRowLastColumn="0"/>
+            </w:pPr>
+            <w:r>
+              <w:t>Moyenne</w:t>
+            </w:r>
+          </w:p>
+        </w:tc>
+        <w:tc>
+          <w:tcPr>
+            <w:tcW w:w="2354" w:type="dxa"/>
+            <w:noWrap/>
+            <w:hideMark/>
+          </w:tcPr>
+          <w:p>
+            <w:pPr>
+              <w:jc w:val="center"/>
+              <w:cnfStyle w:val="000000000000" w:firstRow="0" w:lastRow="0" w:firstColumn="0" w:lastColumn="0" w:oddVBand="0" w:evenVBand="0" w:oddHBand="0" w:evenHBand="0" w:firstRowFirstColumn="0" w:firstRowLastColumn="0" w:lastRowFirstColumn="0" w:lastRowLastColumn="0"/>
+            </w:pPr>
+            <w:r>
+              <w:t>472,804</w:t>
+            </w:r>
+          </w:p>
+        </w:tc>
+        <w:tc>
+          <w:tcPr>
+            <w:tcW w:w="2070" w:type="dxa"/>
+            <w:noWrap/>
+            <w:hideMark/>
+          </w:tcPr>
+          <w:p>
+            <w:pPr>
+              <w:jc w:val="center"/>
+              <w:cnfStyle w:val="000000000000" w:firstRow="0" w:lastRow="0" w:firstColumn="0" w:lastColumn="0" w:oddVBand="0" w:evenVBand="0" w:oddHBand="0" w:evenHBand="0" w:firstRowFirstColumn="0" w:firstRowLastColumn="0" w:lastRowFirstColumn="0" w:lastRowLastColumn="0"/>
+            </w:pPr>
+            <w:r>
+              <w:t>617,995</w:t>
+            </w:r>
+          </w:p>
+        </w:tc>
+        <w:tc>
+          <w:tcPr>
+            <w:tcW w:w="2984" w:type="dxa"/>
+            <w:noWrap/>
+            <w:hideMark/>
+          </w:tcPr>
+          <w:p>
+            <w:pPr>
+              <w:jc w:val="center"/>
+              <w:cnfStyle w:val="000000000000" w:firstRow="0" w:lastRow="0" w:firstColumn="0" w:lastColumn="0" w:oddVBand="0" w:evenVBand="0" w:oddHBand="0" w:evenHBand="0" w:firstRowFirstColumn="0" w:firstRowLastColumn="0" w:lastRowFirstColumn="0" w:lastRowLastColumn="0"/>
+            </w:pPr>
+            <w:r>
+              <w:t>23.49</w:t>
+            </w:r>
+          </w:p>
+        </w:tc>
+      </w:tr>
+      <w:tr>
+        <w:trPr>
+          <w:cnfStyle w:val="000000100000" w:firstRow="0" w:lastRow="0" w:firstColumn="0" w:lastColumn="0" w:oddVBand="0" w:evenVBand="0" w:oddHBand="1" w:evenHBand="0" w:firstRowFirstColumn="0" w:firstRowLastColumn="0" w:lastRowFirstColumn="0" w:lastRowLastColumn="0"/>
+          <w:trHeight w:val="288"/>
+        </w:trPr>
+        <w:tc>
+          <w:tcPr>
+            <w:cnfStyle w:val="001000000000" w:firstRow="0" w:lastRow="0" w:firstColumn="1" w:lastColumn="0" w:oddVBand="0" w:evenVBand="0" w:oddHBand="0" w:evenHBand="0" w:firstRowFirstColumn="0" w:firstRowLastColumn="0" w:lastRowFirstColumn="0" w:lastRowLastColumn="0"/>
+            <w:tcW w:w="1516" w:type="dxa"/>
+            <w:noWrap/>
+            <w:hideMark/>
+          </w:tcPr>
+          <w:p>
+            <w:pPr>
+              <w:jc w:val="center"/>
+            </w:pPr>
+            <w:r>
+              <w:t>image_C.png</w:t>
+            </w:r>
+          </w:p>
+        </w:tc>
+        <w:tc>
+          <w:tcPr>
+            <w:tcW w:w="2088" w:type="dxa"/>
+            <w:noWrap/>
+            <w:hideMark/>
+          </w:tcPr>
+          <w:p>
+            <w:pPr>
+              <w:jc w:val="center"/>
+              <w:cnfStyle w:val="000000100000" w:firstRow="0" w:lastRow="0" w:firstColumn="0" w:lastColumn="0" w:oddVBand="0" w:evenVBand="0" w:oddHBand="1" w:evenHBand="0" w:firstRowFirstColumn="0" w:firstRowLastColumn="0" w:lastRowFirstColumn="0" w:lastRowLastColumn="0"/>
+            </w:pPr>
+            <w:r>
+              <w:t>Forte</w:t>
+            </w:r>
+          </w:p>
+        </w:tc>
+        <w:tc>
+          <w:tcPr>
+            <w:tcW w:w="2354" w:type="dxa"/>
+            <w:noWrap/>
+            <w:hideMark/>
+          </w:tcPr>
+          <w:p>
+            <w:pPr>
+              <w:jc w:val="center"/>
+              <w:cnfStyle w:val="000000100000" w:firstRow="0" w:lastRow="0" w:firstColumn="0" w:lastColumn="0" w:oddVBand="0" w:evenVBand="0" w:oddHBand="1" w:evenHBand="0" w:firstRowFirstColumn="0" w:firstRowLastColumn="0" w:lastRowFirstColumn="0" w:lastRowLastColumn="0"/>
+            </w:pPr>
+            <w:r>
+              <w:t>347,005</w:t>
+            </w:r>
+          </w:p>
+        </w:tc>
+        <w:tc>
+          <w:tcPr>
+            <w:tcW w:w="2070" w:type="dxa"/>
+            <w:noWrap/>
+            <w:hideMark/>
+          </w:tcPr>
+          <w:p>
+            <w:pPr>
+              <w:jc w:val="center"/>
+              <w:cnfStyle w:val="000000100000" w:firstRow="0" w:lastRow="0" w:firstColumn="0" w:lastColumn="0" w:oddVBand="0" w:evenVBand="0" w:oddHBand="1" w:evenHBand="0" w:firstRowFirstColumn="0" w:firstRowLastColumn="0" w:lastRowFirstColumn="0" w:lastRowLastColumn="0"/>
+            </w:pPr>
+            <w:r>
+              <w:t>617,995</w:t>
+            </w:r>
+          </w:p>
+        </w:tc>
+        <w:tc>
+          <w:tcPr>
+            <w:tcW w:w="2984" w:type="dxa"/>
+            <w:noWrap/>
+            <w:hideMark/>
+          </w:tcPr>
+          <w:p>
+            <w:pPr>
+              <w:jc w:val="center"/>
+              <w:cnfStyle w:val="000000100000" w:firstRow="0" w:lastRow="0" w:firstColumn="0" w:lastColumn="0" w:oddVBand="0" w:evenVBand="0" w:oddHBand="1" w:evenHBand="0" w:firstRowFirstColumn="0" w:firstRowLastColumn="0" w:lastRowFirstColumn="0" w:lastRowLastColumn="0"/>
+            </w:pPr>
+            <w:r>
+              <w:t>43.85</w:t>
+            </w:r>
+          </w:p>
+        </w:tc>
+      </w:tr>
+    </w:tbl>
+    <w:p>
+      <w:pPr>
+        <w:rPr>
+          <w:lang w:val="en-US"/>
+        </w:rPr>
+      </w:pPr>
+    </w:p>
+    <w:p>
+      <w:r>
+        <w:t>Les comparaisons visuelles présentées aux figures 1 à 3 montrent que la qualité de reconstruction diminue à mesure que le niveau de compression augmente, mais que cette évolution n’est pas identique pour les trois images. Pour l’image A, la compression forte fait apparaître des effets de blocs, surtout dans le fond de l’image. L’image C présente également cet effet, accompagné d’une perte de texture. En revanche, pour l’image B, on observe principalement une perte de détails dans la végétation. Ces dégradations sont plus perceptibles avec une compression forte qu’avec les niveaux faible et moyen. Ainsi, la compression forte procure les meilleurs gains de taille pour les images A et C, au prix de pertes visuelles plus marquées, tandis que son gain reste limité pour l’image B.</w:t>
+      </w:r>
+    </w:p>
+    <w:p>
+      <w:r>
+        <w:t>Ainsi, le niveau de compression forte procure les meilleurs gains pour les images A et C, au prix d’une dégradation visuelle plus marquée, tandis que son intérêt est limité pour l’image B.</w:t>
+      </w:r>
+    </w:p>
+    <w:p>
+      <w:pPr>
+        <w:rPr>
+          <w:lang w:val="fr-FR"/>
+        </w:rPr>
+      </w:pPr>
+    </w:p>
+    <w:p>
+      <w:pPr>
+        <w:keepNext/>
+      </w:pPr>
+      <w:r>
+        <w:rPr>
+          <w:noProof/>
+          <w:lang w:val="en-US"/>
+        </w:rPr>
+        <w:drawing>
+          <wp:inline distT="0" distB="0" distL="0" distR="0" wp14:anchorId="58FC7DBD" wp14:editId="6904111D">
+            <wp:extent cx="6324600" cy="1227455"/>
+            <wp:effectExtent l="0" t="0" r="0" b="0"/>
+            <wp:docPr id="573484970" name="Picture 7"/>
+            <wp:cNvGraphicFramePr>
+              <a:graphicFrameLocks xmlns:a="http://schemas.openxmlformats.org/drawingml/2006/main" noChangeAspect="1"/>
+            </wp:cNvGraphicFramePr>
+            <a:graphic xmlns:a="http://schemas.openxmlformats.org/drawingml/2006/main">
+              <a:graphicData uri="http://schemas.openxmlformats.org/drawingml/2006/picture">
+                <pic:pic xmlns:pic="http://schemas.openxmlformats.org/drawingml/2006/picture">
+                  <pic:nvPicPr>
+                    <pic:cNvPr id="0" name="Picture 7"/>
+                    <pic:cNvPicPr>
+                      <a:picLocks noChangeAspect="1" noChangeArrowheads="1"/>
+                    </pic:cNvPicPr>
+                  </pic:nvPicPr>
+                  <pic:blipFill>
+                    <a:blip r:embed="rId7">
+                      <a:extLst>
+                        <a:ext uri="{28A0092B-C50C-407E-A947-70E740481C1C}">
+                          <a14:useLocalDpi xmlns:a14="http://schemas.microsoft.com/office/drawing/2010/main" val="0"/>
+                        </a:ext>
+                      </a:extLst>
+                    </a:blip>
+                    <a:srcRect/>
+                    <a:stretch>
+                      <a:fillRect/>
+                    </a:stretch>
+                  </pic:blipFill>
+                  <pic:spPr bwMode="auto">
+                    <a:xfrm>
+                      <a:off x="0" y="0"/>
+                      <a:ext cx="6324600" cy="1227455"/>
+                    </a:xfrm>
+                    <a:prstGeom prst="rect">
+                      <a:avLst/>
+                    </a:prstGeom>
+                    <a:noFill/>
+                    <a:ln>
+                      <a:noFill/>
+                    </a:ln>
+                  </pic:spPr>
+                </pic:pic>
+              </a:graphicData>
+            </a:graphic>
+          </wp:inline>
+        </w:drawing>
+      </w:r>
+    </w:p>
+    <w:p>
+      <w:pPr>
+        <w:pStyle w:val="Caption"/>
+        <w:jc w:val="center"/>
+      </w:pPr>
+      <w:r>
+        <w:t xml:space="preserve">Figure </w:t>
+      </w:r>
+      <w:fldSimple w:instr=" SEQ Figure \* ARABIC ">
+        <w:r>
+          <w:rPr>
+            <w:noProof/>
+          </w:rPr>
+          <w:t>1</w:t>
+        </w:r>
+      </w:fldSimple>
+      <w:r>
+        <w:t xml:space="preserve"> - Comparaison entre image A originale et images reconstruites</w:t>
+      </w:r>
+    </w:p>
+    <w:p>
+      <w:pPr>
+        <w:rPr>
+          <w:lang w:val="fr-FR"/>
+        </w:rPr>
+      </w:pPr>
+    </w:p>
+    <w:p>
+      <w:pPr>
+        <w:keepNext/>
+      </w:pPr>
+      <w:r>
+        <w:rPr>
+          <w:noProof/>
+          <w:lang w:val="en-US"/>
+        </w:rPr>
+        <w:drawing>
+          <wp:inline distT="0" distB="0" distL="0" distR="0" wp14:anchorId="0C617C9E" wp14:editId="5C5BB9DE">
+            <wp:extent cx="6324600" cy="1227455"/>
+            <wp:effectExtent l="0" t="0" r="0" b="0"/>
+            <wp:docPr id="1890760803" name="Picture 8"/>
+            <wp:cNvGraphicFramePr>
+              <a:graphicFrameLocks xmlns:a="http://schemas.openxmlformats.org/drawingml/2006/main" noChangeAspect="1"/>
+            </wp:cNvGraphicFramePr>
+            <a:graphic xmlns:a="http://schemas.openxmlformats.org/drawingml/2006/main">
+              <a:graphicData uri="http://schemas.openxmlformats.org/drawingml/2006/picture">
+                <pic:pic xmlns:pic="http://schemas.openxmlformats.org/drawingml/2006/picture">
+                  <pic:nvPicPr>
+                    <pic:cNvPr id="0" name="Picture 8"/>
+                    <pic:cNvPicPr>
+                      <a:picLocks noChangeAspect="1" noChangeArrowheads="1"/>
+                    </pic:cNvPicPr>
+                  </pic:nvPicPr>
+                  <pic:blipFill>
+                    <a:blip r:embed="rId8">
+                      <a:extLst>
+                        <a:ext uri="{28A0092B-C50C-407E-A947-70E740481C1C}">
+                          <a14:useLocalDpi xmlns:a14="http://schemas.microsoft.com/office/drawing/2010/main" val="0"/>
+                        </a:ext>
+                      </a:extLst>
+                    </a:blip>
+                    <a:srcRect/>
+                    <a:stretch>
+                      <a:fillRect/>
+                    </a:stretch>
+                  </pic:blipFill>
+                  <pic:spPr bwMode="auto">
+                    <a:xfrm>
+                      <a:off x="0" y="0"/>
+                      <a:ext cx="6324600" cy="1227455"/>
+                    </a:xfrm>
+                    <a:prstGeom prst="rect">
+                      <a:avLst/>
+                    </a:prstGeom>
+                    <a:noFill/>
+                    <a:ln>
+                      <a:noFill/>
+                    </a:ln>
+                  </pic:spPr>
+                </pic:pic>
+              </a:graphicData>
+            </a:graphic>
+          </wp:inline>
+        </w:drawing>
+      </w:r>
+    </w:p>
+    <w:p>
+      <w:pPr>
+        <w:pStyle w:val="Caption"/>
+        <w:jc w:val="center"/>
+        <w:rPr>
+          <w:lang w:val="fr-FR"/>
+        </w:rPr>
+      </w:pPr>
+      <w:r>
+        <w:t xml:space="preserve">Figure </w:t>
+      </w:r>
+      <w:fldSimple w:instr=" SEQ Figure \* ARABIC ">
+        <w:r>
+          <w:rPr>
+            <w:noProof/>
+          </w:rPr>
+          <w:t>2</w:t>
+        </w:r>
+      </w:fldSimple>
+      <w:r>
+        <w:t xml:space="preserve"> - </w:t>
+      </w:r>
+      <w:r>
+        <w:t xml:space="preserve">Comparaison entre image </w:t>
+      </w:r>
+      <w:r>
+        <w:t>B</w:t>
+      </w:r>
+      <w:r>
+        <w:t xml:space="preserve"> originale et images reconstruites</w:t>
+      </w:r>
+    </w:p>
+    <w:p>
+      <w:pPr>
+        <w:keepNext/>
+      </w:pPr>
+      <w:r>
+        <w:rPr>
+          <w:noProof/>
+          <w:lang w:val="en-US"/>
+        </w:rPr>
+        <w:lastRenderedPageBreak/>
+        <w:drawing>
+          <wp:inline distT="0" distB="0" distL="0" distR="0" wp14:anchorId="1BC8442F" wp14:editId="2EB67564">
+            <wp:extent cx="6324600" cy="1227455"/>
+            <wp:effectExtent l="0" t="0" r="0" b="0"/>
+            <wp:docPr id="1445996531" name="Picture 9"/>
+            <wp:cNvGraphicFramePr>
+              <a:graphicFrameLocks xmlns:a="http://schemas.openxmlformats.org/drawingml/2006/main" noChangeAspect="1"/>
+            </wp:cNvGraphicFramePr>
+            <a:graphic xmlns:a="http://schemas.openxmlformats.org/drawingml/2006/main">
+              <a:graphicData uri="http://schemas.openxmlformats.org/drawingml/2006/picture">
+                <pic:pic xmlns:pic="http://schemas.openxmlformats.org/drawingml/2006/picture">
+                  <pic:nvPicPr>
+                    <pic:cNvPr id="0" name="Picture 9"/>
+                    <pic:cNvPicPr>
+                      <a:picLocks noChangeAspect="1" noChangeArrowheads="1"/>
+                    </pic:cNvPicPr>
+                  </pic:nvPicPr>
+                  <pic:blipFill>
+                    <a:blip r:embed="rId9">
+                      <a:extLst>
+                        <a:ext uri="{28A0092B-C50C-407E-A947-70E740481C1C}">
+                          <a14:useLocalDpi xmlns:a14="http://schemas.microsoft.com/office/drawing/2010/main" val="0"/>
+                        </a:ext>
+                      </a:extLst>
+                    </a:blip>
+                    <a:srcRect/>
+                    <a:stretch>
+                      <a:fillRect/>
+                    </a:stretch>
+                  </pic:blipFill>
+                  <pic:spPr bwMode="auto">
+                    <a:xfrm>
+                      <a:off x="0" y="0"/>
+                      <a:ext cx="6324600" cy="1227455"/>
+                    </a:xfrm>
+                    <a:prstGeom prst="rect">
+                      <a:avLst/>
+                    </a:prstGeom>
+                    <a:noFill/>
+                    <a:ln>
+                      <a:noFill/>
+                    </a:ln>
+                  </pic:spPr>
+                </pic:pic>
+              </a:graphicData>
+            </a:graphic>
+          </wp:inline>
+        </w:drawing>
+      </w:r>
+    </w:p>
+    <w:p>
+      <w:pPr>
+        <w:pStyle w:val="Caption"/>
+        <w:jc w:val="center"/>
+      </w:pPr>
+      <w:r>
+        <w:t xml:space="preserve">Figure </w:t>
+      </w:r>
+      <w:fldSimple w:instr=" SEQ Figure \* ARABIC ">
+        <w:r>
+          <w:rPr>
+            <w:noProof/>
+          </w:rPr>
+          <w:t>3</w:t>
+        </w:r>
+      </w:fldSimple>
+      <w:r>
+        <w:t xml:space="preserve"> - </w:t>
+      </w:r>
+      <w:r>
+        <w:t xml:space="preserve">Comparaison entre image </w:t>
+      </w:r>
+      <w:r>
+        <w:t>C</w:t>
+      </w:r>
+      <w:r>
+        <w:t xml:space="preserve"> originale et images reconstruites</w:t>
+      </w:r>
+    </w:p>
+    <w:p>
+      <w:pPr>
+        <w:rPr>
+          <w:lang w:val="fr-FR"/>
+        </w:rPr>
+      </w:pPr>
+    </w:p>
+    <w:p>
+      <w:pPr>
+        <w:rPr>
+          <w:lang w:val="fr-FR"/>
+        </w:rPr>
+      </w:pPr>
+      <w:r>
+        <w:rPr>
+          <w:lang w:val="fr-FR"/>
+        </w:rPr>
+        <w:t>• Pour une des trois images, à niveau de compression constant, quel est l’effet du sous-échantillonnage</w:t>
+      </w:r>
+    </w:p>
+    <w:p>
+      <w:pPr>
+        <w:rPr>
+          <w:lang w:val="fr-FR"/>
+        </w:rPr>
+      </w:pPr>
+      <w:r>
+        <w:rPr>
+          <w:lang w:val="fr-FR"/>
+        </w:rPr>
+        <w:t>de la chrominance seul sur le nombre d’échantillons, la taille estimée et la qualité ?</w:t>
+      </w:r>
     </w:p>
     <w:p>
       <w:pPr>
@@ -1878,9 +3938,11 @@
       <w:pPr>
         <w:pStyle w:val="Heading1"/>
       </w:pPr>
+      <w:bookmarkStart w:id="8" w:name="_Toc244187685"/>
       <w:r>
         <w:t>3. Conclusion</w:t>
       </w:r>
+      <w:bookmarkEnd w:id="8"/>
     </w:p>
     <w:p>
       <w:r>
@@ -1891,9 +3953,11 @@
       <w:pPr>
         <w:pStyle w:val="Heading1"/>
       </w:pPr>
+      <w:bookmarkStart w:id="9" w:name="_Toc244187686"/>
       <w:r>
         <w:t>Références</w:t>
       </w:r>
+      <w:bookmarkEnd w:id="9"/>
     </w:p>
     <w:p>
       <w:r>
@@ -1909,9 +3973,11 @@
       <w:pPr>
         <w:pStyle w:val="Heading1"/>
       </w:pPr>
+      <w:bookmarkStart w:id="10" w:name="_Toc244187687"/>
       <w:r>
         <w:t>Annexe A : Extraits de code source</w:t>
       </w:r>
+      <w:bookmarkEnd w:id="10"/>
     </w:p>
     <w:p>
       <w:r>
@@ -1933,115 +3999,7 @@
           <w:rFonts w:ascii="Courier New" w:hAnsi="Courier New"/>
           <w:sz w:val="20"/>
         </w:rPr>
-        <w:lastRenderedPageBreak/>
-        <w:t xml:space="preserve"># Exemple d'extrait de code développé pour le TP </w:t>
-      </w:r>
-      <w:proofErr w:type="spellStart"/>
-      <w:r>
-        <w:rPr>
-          <w:rFonts w:ascii="Courier New" w:hAnsi="Courier New"/>
-          <w:sz w:val="20"/>
-        </w:rPr>
-        <w:t>def</w:t>
-      </w:r>
-      <w:proofErr w:type="spellEnd"/>
-      <w:r>
-        <w:rPr>
-          <w:rFonts w:ascii="Courier New" w:hAnsi="Courier New"/>
-          <w:sz w:val="20"/>
-        </w:rPr>
-        <w:t xml:space="preserve"> </w:t>
-      </w:r>
-      <w:proofErr w:type="spellStart"/>
-      <w:r>
-        <w:rPr>
-          <w:rFonts w:ascii="Courier New" w:hAnsi="Courier New"/>
-          <w:sz w:val="20"/>
-        </w:rPr>
-        <w:t>traitement_</w:t>
-      </w:r>
-      <w:proofErr w:type="gramStart"/>
-      <w:r>
-        <w:rPr>
-          <w:rFonts w:ascii="Courier New" w:hAnsi="Courier New"/>
-          <w:sz w:val="20"/>
-        </w:rPr>
-        <w:t>multimedia</w:t>
-      </w:r>
-      <w:proofErr w:type="spellEnd"/>
-      <w:r>
-        <w:rPr>
-          <w:rFonts w:ascii="Courier New" w:hAnsi="Courier New"/>
-          <w:sz w:val="20"/>
-        </w:rPr>
-        <w:t>(</w:t>
-      </w:r>
-      <w:proofErr w:type="spellStart"/>
-      <w:proofErr w:type="gramEnd"/>
-      <w:r>
-        <w:rPr>
-          <w:rFonts w:ascii="Courier New" w:hAnsi="Courier New"/>
-          <w:sz w:val="20"/>
-        </w:rPr>
-        <w:t>entree</w:t>
-      </w:r>
-      <w:proofErr w:type="spellEnd"/>
-      <w:r>
-        <w:rPr>
-          <w:rFonts w:ascii="Courier New" w:hAnsi="Courier New"/>
-          <w:sz w:val="20"/>
-        </w:rPr>
-        <w:t xml:space="preserve">, sortie):     </w:t>
-      </w:r>
-      <w:proofErr w:type="spellStart"/>
-      <w:proofErr w:type="gramStart"/>
-      <w:r>
-        <w:rPr>
-          <w:rFonts w:ascii="Courier New" w:hAnsi="Courier New"/>
-          <w:sz w:val="20"/>
-        </w:rPr>
-        <w:t>print</w:t>
-      </w:r>
-      <w:proofErr w:type="spellEnd"/>
-      <w:r>
-        <w:rPr>
-          <w:rFonts w:ascii="Courier New" w:hAnsi="Courier New"/>
-          <w:sz w:val="20"/>
-        </w:rPr>
-        <w:t>(</w:t>
-      </w:r>
-      <w:proofErr w:type="spellStart"/>
-      <w:proofErr w:type="gramEnd"/>
-      <w:r>
-        <w:rPr>
-          <w:rFonts w:ascii="Courier New" w:hAnsi="Courier New"/>
-          <w:sz w:val="20"/>
-        </w:rPr>
-        <w:t>f"Traitement</w:t>
-      </w:r>
-      <w:proofErr w:type="spellEnd"/>
-      <w:r>
-        <w:rPr>
-          <w:rFonts w:ascii="Courier New" w:hAnsi="Courier New"/>
-          <w:sz w:val="20"/>
-        </w:rPr>
-        <w:t xml:space="preserve"> de {</w:t>
-      </w:r>
-      <w:proofErr w:type="spellStart"/>
-      <w:r>
-        <w:rPr>
-          <w:rFonts w:ascii="Courier New" w:hAnsi="Courier New"/>
-          <w:sz w:val="20"/>
-        </w:rPr>
-        <w:t>entree</w:t>
-      </w:r>
-      <w:proofErr w:type="spellEnd"/>
-      <w:r>
-        <w:rPr>
-          <w:rFonts w:ascii="Courier New" w:hAnsi="Courier New"/>
-          <w:sz w:val="20"/>
-        </w:rPr>
-        <w:t>} vers {sortie}")</w:t>
+        <w:t># Exemple d'extrait de code développé pour le TP def traitement_multimedia(entree, sortie):     print(f"Traitement de {entree} vers {sortie}")</w:t>
       </w:r>
     </w:p>
     <w:sectPr>
@@ -2317,11 +4275,127 @@
       </w:pPr>
     </w:lvl>
   </w:abstractNum>
+  <w:abstractNum w:abstractNumId="2" w15:restartNumberingAfterBreak="0">
+    <w:nsid w:val="6C2E6D14"/>
+    <w:multiLevelType w:val="hybridMultilevel"/>
+    <w:tmpl w:val="49CEE6C0"/>
+    <w:lvl w:ilvl="0" w:tplc="1948588C">
+      <w:start w:val="2"/>
+      <w:numFmt w:val="bullet"/>
+      <w:lvlText w:val="-"/>
+      <w:lvlJc w:val="left"/>
+      <w:pPr>
+        <w:ind w:left="720" w:hanging="360"/>
+      </w:pPr>
+      <w:rPr>
+        <w:rFonts w:ascii="Times New Roman" w:eastAsia="Times New Roman" w:hAnsi="Times New Roman" w:cs="Times New Roman" w:hint="default"/>
+      </w:rPr>
+    </w:lvl>
+    <w:lvl w:ilvl="1" w:tplc="040C0003" w:tentative="1">
+      <w:start w:val="1"/>
+      <w:numFmt w:val="bullet"/>
+      <w:lvlText w:val="o"/>
+      <w:lvlJc w:val="left"/>
+      <w:pPr>
+        <w:ind w:left="1440" w:hanging="360"/>
+      </w:pPr>
+      <w:rPr>
+        <w:rFonts w:ascii="Courier New" w:hAnsi="Courier New" w:cs="Courier New" w:hint="default"/>
+      </w:rPr>
+    </w:lvl>
+    <w:lvl w:ilvl="2" w:tplc="040C0005" w:tentative="1">
+      <w:start w:val="1"/>
+      <w:numFmt w:val="bullet"/>
+      <w:lvlText w:val=""/>
+      <w:lvlJc w:val="left"/>
+      <w:pPr>
+        <w:ind w:left="2160" w:hanging="360"/>
+      </w:pPr>
+      <w:rPr>
+        <w:rFonts w:ascii="Wingdings" w:hAnsi="Wingdings" w:hint="default"/>
+      </w:rPr>
+    </w:lvl>
+    <w:lvl w:ilvl="3" w:tplc="040C0001" w:tentative="1">
+      <w:start w:val="1"/>
+      <w:numFmt w:val="bullet"/>
+      <w:lvlText w:val=""/>
+      <w:lvlJc w:val="left"/>
+      <w:pPr>
+        <w:ind w:left="2880" w:hanging="360"/>
+      </w:pPr>
+      <w:rPr>
+        <w:rFonts w:ascii="Symbol" w:hAnsi="Symbol" w:hint="default"/>
+      </w:rPr>
+    </w:lvl>
+    <w:lvl w:ilvl="4" w:tplc="040C0003" w:tentative="1">
+      <w:start w:val="1"/>
+      <w:numFmt w:val="bullet"/>
+      <w:lvlText w:val="o"/>
+      <w:lvlJc w:val="left"/>
+      <w:pPr>
+        <w:ind w:left="3600" w:hanging="360"/>
+      </w:pPr>
+      <w:rPr>
+        <w:rFonts w:ascii="Courier New" w:hAnsi="Courier New" w:cs="Courier New" w:hint="default"/>
+      </w:rPr>
+    </w:lvl>
+    <w:lvl w:ilvl="5" w:tplc="040C0005" w:tentative="1">
+      <w:start w:val="1"/>
+      <w:numFmt w:val="bullet"/>
+      <w:lvlText w:val=""/>
+      <w:lvlJc w:val="left"/>
+      <w:pPr>
+        <w:ind w:left="4320" w:hanging="360"/>
+      </w:pPr>
+      <w:rPr>
+        <w:rFonts w:ascii="Wingdings" w:hAnsi="Wingdings" w:hint="default"/>
+      </w:rPr>
+    </w:lvl>
+    <w:lvl w:ilvl="6" w:tplc="040C0001" w:tentative="1">
+      <w:start w:val="1"/>
+      <w:numFmt w:val="bullet"/>
+      <w:lvlText w:val=""/>
+      <w:lvlJc w:val="left"/>
+      <w:pPr>
+        <w:ind w:left="5040" w:hanging="360"/>
+      </w:pPr>
+      <w:rPr>
+        <w:rFonts w:ascii="Symbol" w:hAnsi="Symbol" w:hint="default"/>
+      </w:rPr>
+    </w:lvl>
+    <w:lvl w:ilvl="7" w:tplc="040C0003" w:tentative="1">
+      <w:start w:val="1"/>
+      <w:numFmt w:val="bullet"/>
+      <w:lvlText w:val="o"/>
+      <w:lvlJc w:val="left"/>
+      <w:pPr>
+        <w:ind w:left="5760" w:hanging="360"/>
+      </w:pPr>
+      <w:rPr>
+        <w:rFonts w:ascii="Courier New" w:hAnsi="Courier New" w:cs="Courier New" w:hint="default"/>
+      </w:rPr>
+    </w:lvl>
+    <w:lvl w:ilvl="8" w:tplc="040C0005" w:tentative="1">
+      <w:start w:val="1"/>
+      <w:numFmt w:val="bullet"/>
+      <w:lvlText w:val=""/>
+      <w:lvlJc w:val="left"/>
+      <w:pPr>
+        <w:ind w:left="6480" w:hanging="360"/>
+      </w:pPr>
+      <w:rPr>
+        <w:rFonts w:ascii="Wingdings" w:hAnsi="Wingdings" w:hint="default"/>
+      </w:rPr>
+    </w:lvl>
+  </w:abstractNum>
   <w:num w:numId="1" w16cid:durableId="938567210">
     <w:abstractNumId w:val="1"/>
   </w:num>
   <w:num w:numId="2" w16cid:durableId="496965574">
     <w:abstractNumId w:val="0"/>
+  </w:num>
+  <w:num w:numId="3" w16cid:durableId="1276644075">
+    <w:abstractNumId w:val="2"/>
   </w:num>
 </w:numbering>
 </file>
@@ -2861,6 +4935,180 @@
       <w:color w:val="0A2F40" w:themeColor="accent1" w:themeShade="7F"/>
     </w:rPr>
   </w:style>
+  <w:style w:type="table" w:styleId="TableGrid">
+    <w:name w:val="Table Grid"/>
+    <w:basedOn w:val="TableNormal"/>
+    <w:uiPriority w:val="39"/>
+    <w:rsid w:val="00407F3E"/>
+    <w:pPr>
+      <w:spacing w:after="0" w:line="240" w:lineRule="auto"/>
+    </w:pPr>
+    <w:tblPr>
+      <w:tblBorders>
+        <w:top w:val="single" w:sz="4" w:space="0" w:color="auto"/>
+        <w:left w:val="single" w:sz="4" w:space="0" w:color="auto"/>
+        <w:bottom w:val="single" w:sz="4" w:space="0" w:color="auto"/>
+        <w:right w:val="single" w:sz="4" w:space="0" w:color="auto"/>
+        <w:insideH w:val="single" w:sz="4" w:space="0" w:color="auto"/>
+        <w:insideV w:val="single" w:sz="4" w:space="0" w:color="auto"/>
+      </w:tblBorders>
+    </w:tblPr>
+  </w:style>
+  <w:style w:type="paragraph" w:styleId="Caption">
+    <w:name w:val="caption"/>
+    <w:basedOn w:val="Normal"/>
+    <w:next w:val="Normal"/>
+    <w:uiPriority w:val="35"/>
+    <w:unhideWhenUsed/>
+    <w:qFormat/>
+    <w:rsid w:val="00407F3E"/>
+    <w:pPr>
+      <w:spacing w:after="200" w:line="240" w:lineRule="auto"/>
+    </w:pPr>
+    <w:rPr>
+      <w:i/>
+      <w:iCs/>
+      <w:color w:val="0E2841" w:themeColor="text2"/>
+      <w:sz w:val="18"/>
+      <w:szCs w:val="18"/>
+    </w:rPr>
+  </w:style>
+  <w:style w:type="table" w:styleId="ListTable2-Accent4">
+    <w:name w:val="List Table 2 Accent 4"/>
+    <w:basedOn w:val="TableNormal"/>
+    <w:uiPriority w:val="47"/>
+    <w:rsid w:val="006F474E"/>
+    <w:pPr>
+      <w:spacing w:after="0" w:line="240" w:lineRule="auto"/>
+    </w:pPr>
+    <w:tblPr>
+      <w:tblStyleRowBandSize w:val="1"/>
+      <w:tblStyleColBandSize w:val="1"/>
+      <w:tblBorders>
+        <w:top w:val="single" w:sz="4" w:space="0" w:color="60CAF3" w:themeColor="accent4" w:themeTint="99"/>
+        <w:bottom w:val="single" w:sz="4" w:space="0" w:color="60CAF3" w:themeColor="accent4" w:themeTint="99"/>
+        <w:insideH w:val="single" w:sz="4" w:space="0" w:color="60CAF3" w:themeColor="accent4" w:themeTint="99"/>
+      </w:tblBorders>
+    </w:tblPr>
+    <w:tblStylePr w:type="firstRow">
+      <w:rPr>
+        <w:b/>
+        <w:bCs/>
+      </w:rPr>
+    </w:tblStylePr>
+    <w:tblStylePr w:type="lastRow">
+      <w:rPr>
+        <w:b/>
+        <w:bCs/>
+      </w:rPr>
+    </w:tblStylePr>
+    <w:tblStylePr w:type="firstCol">
+      <w:rPr>
+        <w:b/>
+        <w:bCs/>
+      </w:rPr>
+    </w:tblStylePr>
+    <w:tblStylePr w:type="lastCol">
+      <w:rPr>
+        <w:b/>
+        <w:bCs/>
+      </w:rPr>
+    </w:tblStylePr>
+    <w:tblStylePr w:type="band1Vert">
+      <w:tblPr/>
+      <w:tcPr>
+        <w:shd w:val="clear" w:color="auto" w:fill="CAEDFB" w:themeFill="accent4" w:themeFillTint="33"/>
+      </w:tcPr>
+    </w:tblStylePr>
+    <w:tblStylePr w:type="band1Horz">
+      <w:tblPr/>
+      <w:tcPr>
+        <w:shd w:val="clear" w:color="auto" w:fill="CAEDFB" w:themeFill="accent4" w:themeFillTint="33"/>
+      </w:tcPr>
+    </w:tblStylePr>
+  </w:style>
+  <w:style w:type="paragraph" w:styleId="ListParagraph">
+    <w:name w:val="List Paragraph"/>
+    <w:basedOn w:val="Normal"/>
+    <w:uiPriority w:val="34"/>
+    <w:qFormat/>
+    <w:rsid w:val="006F474E"/>
+    <w:pPr>
+      <w:ind w:left="720"/>
+      <w:contextualSpacing/>
+    </w:pPr>
+  </w:style>
+  <w:style w:type="paragraph" w:styleId="TOCHeading">
+    <w:name w:val="TOC Heading"/>
+    <w:basedOn w:val="Heading1"/>
+    <w:next w:val="Normal"/>
+    <w:uiPriority w:val="39"/>
+    <w:unhideWhenUsed/>
+    <w:qFormat/>
+    <w:rsid w:val="00AF55A7"/>
+    <w:pPr>
+      <w:keepNext/>
+      <w:keepLines/>
+      <w:spacing w:after="0" w:line="259" w:lineRule="auto"/>
+      <w:outlineLvl w:val="9"/>
+    </w:pPr>
+    <w:rPr>
+      <w:rFonts w:asciiTheme="majorHAnsi" w:eastAsiaTheme="majorEastAsia" w:hAnsiTheme="majorHAnsi" w:cstheme="majorBidi"/>
+      <w:b w:val="0"/>
+      <w:color w:val="0F4761" w:themeColor="accent1" w:themeShade="BF"/>
+      <w:szCs w:val="32"/>
+      <w:lang w:val="en-US" w:eastAsia="en-US"/>
+    </w:rPr>
+  </w:style>
+  <w:style w:type="paragraph" w:styleId="TOC1">
+    <w:name w:val="toc 1"/>
+    <w:basedOn w:val="Normal"/>
+    <w:next w:val="Normal"/>
+    <w:autoRedefine/>
+    <w:uiPriority w:val="39"/>
+    <w:unhideWhenUsed/>
+    <w:rsid w:val="00AF55A7"/>
+    <w:pPr>
+      <w:spacing w:after="100"/>
+    </w:pPr>
+  </w:style>
+  <w:style w:type="paragraph" w:styleId="TOC2">
+    <w:name w:val="toc 2"/>
+    <w:basedOn w:val="Normal"/>
+    <w:next w:val="Normal"/>
+    <w:autoRedefine/>
+    <w:uiPriority w:val="39"/>
+    <w:unhideWhenUsed/>
+    <w:rsid w:val="00AF55A7"/>
+    <w:pPr>
+      <w:spacing w:after="100"/>
+      <w:ind w:left="240"/>
+    </w:pPr>
+  </w:style>
+  <w:style w:type="paragraph" w:styleId="TOC3">
+    <w:name w:val="toc 3"/>
+    <w:basedOn w:val="Normal"/>
+    <w:next w:val="Normal"/>
+    <w:autoRedefine/>
+    <w:uiPriority w:val="39"/>
+    <w:unhideWhenUsed/>
+    <w:rsid w:val="00AF55A7"/>
+    <w:pPr>
+      <w:spacing w:after="100"/>
+      <w:ind w:left="480"/>
+    </w:pPr>
+  </w:style>
+  <w:style w:type="character" w:styleId="Hyperlink">
+    <w:name w:val="Hyperlink"/>
+    <w:basedOn w:val="DefaultParagraphFont"/>
+    <w:uiPriority w:val="99"/>
+    <w:unhideWhenUsed/>
+    <w:rsid w:val="00AF55A7"/>
+    <w:rPr>
+      <w:color w:val="467886" w:themeColor="hyperlink"/>
+      <w:u w:val="single"/>
+    </w:rPr>
+  </w:style>
 </w:styles>
 </file>
 
@@ -3177,4 +5425,16 @@
     </a:ext>
   </a:extLst>
 </a:theme>
+</file>
+
+<file path=customXml/item1.xml><?xml version="1.0" encoding="utf-8"?>
+<b:Sources xmlns:b="http://schemas.openxmlformats.org/officeDocument/2006/bibliography" xmlns="http://schemas.openxmlformats.org/officeDocument/2006/bibliography" SelectedStyle="\APASixthEditionOfficeOnline.xsl" StyleName="APA" Version="6"/>
+</file>
+
+<file path=customXml/itemProps1.xml><?xml version="1.0" encoding="utf-8"?>
+<ds:datastoreItem xmlns:ds="http://schemas.openxmlformats.org/officeDocument/2006/customXml" ds:itemID="{7FDFFD8C-12A9-470E-A7F1-E7075082C2DD}">
+  <ds:schemaRefs>
+    <ds:schemaRef ds:uri="http://schemas.openxmlformats.org/officeDocument/2006/bibliography"/>
+  </ds:schemaRefs>
+</ds:datastoreItem>
 </file>